--- a/TestPlan.docx
+++ b/TestPlan.docx
@@ -19,6 +19,36 @@
     </w:p>
     <w:p>
       <w:pPr>
+        <w:pStyle w:val="TextBody"/>
+        <w:rPr>
+          <w:rFonts w:ascii="Arial" w:hAnsi="Arial"/>
+        </w:rPr>
+      </w:pPr>
+      <w:r>
+        <w:rPr>
+          <w:rFonts w:ascii="Arial" w:hAnsi="Arial"/>
+          <w:b w:val="false"/>
+        </w:rPr>
+        <w:t>rev3</w:t>
+      </w:r>
+    </w:p>
+    <w:p>
+      <w:pPr>
+        <w:pStyle w:val="TextBody"/>
+        <w:rPr>
+          <w:rFonts w:ascii="Arial" w:hAnsi="Arial"/>
+        </w:rPr>
+      </w:pPr>
+      <w:r>
+        <w:rPr>
+          <w:rFonts w:ascii="Arial" w:hAnsi="Arial"/>
+          <w:b w:val="false"/>
+        </w:rPr>
+        <w:t>8/21/26</w:t>
+      </w:r>
+    </w:p>
+    <w:p>
+      <w:pPr>
         <w:pStyle w:val="Heading2"/>
         <w:rPr>
           <w:rFonts w:ascii="Arial" w:hAnsi="Arial"/>
@@ -72,59 +102,22 @@
           <w:rFonts w:ascii="Arial" w:hAnsi="Arial"/>
           <w:b w:val="false"/>
         </w:rPr>
-        <w:t xml:space="preserve">Determine whether the new SDK pipeline (seekcamera-gstreamer) is better, the same, or worse than the old pipeline (rtsp-seek-server). </w:t>
-      </w:r>
-    </w:p>
-    <w:p>
-      <w:pPr>
-        <w:pStyle w:val="TextBody"/>
-        <w:rPr>
-          <w:rFonts w:ascii="Arial" w:hAnsi="Arial"/>
-        </w:rPr>
-      </w:pPr>
-      <w:r>
-        <w:rPr>
-          <w:rFonts w:ascii="Arial" w:hAnsi="Arial"/>
-          <w:b w:val="false"/>
-        </w:rPr>
-        <w:t>F</w:t>
-      </w:r>
-      <w:r>
-        <w:rPr>
-          <w:rFonts w:ascii="Arial" w:hAnsi="Arial"/>
-          <w:b w:val="false"/>
-        </w:rPr>
-        <w:t>urthermore if none of the pipelines can solve the seek enumeration problem can the new one at least have fewer and or delay the seek enumeration hardware failure.</w:t>
-      </w:r>
-    </w:p>
-    <w:p>
-      <w:pPr>
-        <w:pStyle w:val="TextBody"/>
-        <w:rPr>
-          <w:rFonts w:ascii="Arial" w:hAnsi="Arial"/>
-        </w:rPr>
-      </w:pPr>
-      <w:r>
-        <w:rPr>
-          <w:rFonts w:ascii="Arial" w:hAnsi="Arial"/>
-          <w:b w:val="false"/>
-        </w:rPr>
-        <w:t>Lastly, how can we solve the video pipeline failures.</w:t>
-      </w:r>
-    </w:p>
-    <w:p>
-      <w:pPr>
-        <w:pStyle w:val="TextBody"/>
-        <w:rPr>
-          <w:rFonts w:ascii="Arial" w:hAnsi="Arial"/>
-        </w:rPr>
-      </w:pPr>
-      <w:r>
-        <w:rPr>
-          <w:rFonts w:ascii="Arial" w:hAnsi="Arial"/>
-          <w:b w:val="false"/>
-        </w:rPr>
-        <w:t>Side Note: i am not sure that either of the pipelines can stop the Seek camera from enumeration failure - This might be a Seek issue.</w:t>
+        <w:t>Determine whether the new SDK pipeline (seekcamera-gstreamer) is better, the same, or worse than the old pipeline (rtsp-seek-server). And furthermore if none of the pipelines can solve the seek enumeration problem can the new one at least have fewer and or delay the seek enumeration hardware failure. Solve / Mitigate the video pipeline failures.</w:t>
+      </w:r>
+    </w:p>
+    <w:p>
+      <w:pPr>
+        <w:pStyle w:val="TextBody"/>
+        <w:rPr>
+          <w:rFonts w:ascii="Arial" w:hAnsi="Arial"/>
+        </w:rPr>
+      </w:pPr>
+      <w:r>
+        <w:rPr>
+          <w:rFonts w:ascii="Arial" w:hAnsi="Arial"/>
+          <w:b w:val="false"/>
+        </w:rPr>
+        <w:t>Side Note: I am not sure that either of the pipelines can stop the Seek camera from enumeration failure - This might be a Seek issue.</w:t>
       </w:r>
     </w:p>
     <w:p>
@@ -135,14 +128,13 @@
         </w:rPr>
       </w:pPr>
       <w:r>
-        <w:rPr>
-          <w:rFonts w:ascii="Arial" w:hAnsi="Arial"/>
-        </w:rPr>
+        <w:rPr/>
       </w:r>
     </w:p>
     <w:p>
       <w:pPr>
         <w:pStyle w:val="Heading3"/>
+        <w:pageBreakBefore w:val="false"/>
         <w:rPr>
           <w:rFonts w:ascii="Arial" w:hAnsi="Arial"/>
         </w:rPr>
@@ -156,21 +148,528 @@
     </w:p>
     <w:p>
       <w:pPr>
+        <w:pStyle w:val="Heading3"/>
+        <w:rPr>
+          <w:b/>
+          <w:bCs/>
+        </w:rPr>
+      </w:pPr>
+      <w:r>
+        <w:rPr>
+          <w:rFonts w:ascii="Arial" w:hAnsi="Arial"/>
+          <w:b/>
+          <w:bCs/>
+          <w:shd w:fill="FFFF00" w:val="clear"/>
+        </w:rPr>
+        <w:t>OLD Pipeline</w:t>
+      </w:r>
+    </w:p>
+    <w:p>
+      <w:pPr>
+        <w:pStyle w:val="TextBody"/>
+        <w:numPr>
+          <w:ilvl w:val="1"/>
+          <w:numId w:val="1"/>
+        </w:numPr>
+        <w:rPr>
+          <w:rFonts w:ascii="Arial" w:hAnsi="Arial"/>
+        </w:rPr>
+      </w:pPr>
+      <w:r>
+        <w:rPr>
+          <w:rFonts w:ascii="Arial" w:hAnsi="Arial"/>
+          <w:b w:val="false"/>
+        </w:rPr>
+        <w:t>created by KDK</w:t>
+      </w:r>
+    </w:p>
+    <w:p>
+      <w:pPr>
+        <w:pStyle w:val="TextBody"/>
+        <w:numPr>
+          <w:ilvl w:val="1"/>
+          <w:numId w:val="1"/>
+        </w:numPr>
+        <w:rPr>
+          <w:rFonts w:ascii="Arial" w:hAnsi="Arial"/>
+        </w:rPr>
+      </w:pPr>
+      <w:r>
+        <w:rPr>
+          <w:rFonts w:ascii="Arial" w:hAnsi="Arial"/>
+          <w:b w:val="false"/>
+        </w:rPr>
+        <w:t>uses the sdk 4.1 version</w:t>
+      </w:r>
+    </w:p>
+    <w:p>
+      <w:pPr>
+        <w:pStyle w:val="TextBody"/>
+        <w:numPr>
+          <w:ilvl w:val="1"/>
+          <w:numId w:val="1"/>
+        </w:numPr>
+        <w:rPr>
+          <w:rFonts w:ascii="Arial" w:hAnsi="Arial"/>
+        </w:rPr>
+      </w:pPr>
+      <w:r>
+        <w:rPr>
+          <w:rFonts w:ascii="Arial" w:hAnsi="Arial"/>
+          <w:b w:val="false"/>
+        </w:rPr>
+        <w:t>started via crontab job that run system_init.sh at boot</w:t>
+      </w:r>
+    </w:p>
+    <w:p>
+      <w:pPr>
+        <w:pStyle w:val="TextBody"/>
+        <w:numPr>
+          <w:ilvl w:val="1"/>
+          <w:numId w:val="1"/>
+        </w:numPr>
+        <w:rPr>
+          <w:rFonts w:ascii="Arial" w:hAnsi="Arial"/>
+        </w:rPr>
+      </w:pPr>
+      <w:r>
+        <w:rPr>
+          <w:rFonts w:ascii="Arial" w:hAnsi="Arial"/>
+          <w:b w:val="false"/>
+        </w:rPr>
+        <w:t xml:space="preserve">rtsp-seek-server.sh: launched once at boot in crontab. Its while loop runs usbreset + relaunches every time the binary exits. Gaps: doesn't catch a hang (binary frozen, not exited), and can't self-heal if the wrapper process itself dies. </w:t>
+      </w:r>
+    </w:p>
+    <w:p>
+      <w:pPr>
+        <w:pStyle w:val="TextBody"/>
+        <w:rPr>
+          <w:rFonts w:ascii="Arial" w:hAnsi="Arial"/>
+          <w:color w:val="000000"/>
+          <w:highlight w:val="none"/>
+          <w:shd w:fill="DEE6EF" w:val="clear"/>
+        </w:rPr>
+      </w:pPr>
+      <w:r>
+        <w:rPr>
+          <w:rFonts w:ascii="Arial" w:hAnsi="Arial"/>
+          <w:color w:val="000000"/>
+          <w:shd w:fill="DEE6EF" w:val="clear"/>
+        </w:rPr>
+        <w:t xml:space="preserve">appsrc name=app0 format=time ! timecodestamper ! normfilter ! tee name=tp </w:t>
+      </w:r>
+    </w:p>
+    <w:p>
+      <w:pPr>
+        <w:pStyle w:val="TextBody"/>
+        <w:rPr>
+          <w:rFonts w:ascii="Arial" w:hAnsi="Arial"/>
+          <w:color w:val="000000"/>
+          <w:highlight w:val="none"/>
+          <w:shd w:fill="DEE6EF" w:val="clear"/>
+        </w:rPr>
+      </w:pPr>
+      <w:r>
+        <w:rPr>
+          <w:rFonts w:ascii="Arial" w:hAnsi="Arial"/>
+          <w:color w:val="000000"/>
+          <w:shd w:fill="DEE6EF" w:val="clear"/>
+        </w:rPr>
+        <w:t xml:space="preserve">  </w:t>
+      </w:r>
+      <w:r>
+        <w:rPr>
+          <w:rFonts w:ascii="Arial" w:hAnsi="Arial"/>
+          <w:color w:val="000000"/>
+          <w:shd w:fill="DEE6EF" w:val="clear"/>
+        </w:rPr>
+        <w:t>tp. ! queue ! rtpgstpay name=pay0</w:t>
+      </w:r>
+    </w:p>
+    <w:p>
+      <w:pPr>
+        <w:pStyle w:val="TextBody"/>
+        <w:rPr>
+          <w:rFonts w:ascii="Arial" w:hAnsi="Arial"/>
+          <w:color w:val="000000"/>
+          <w:highlight w:val="none"/>
+          <w:shd w:fill="DEE6EF" w:val="clear"/>
+        </w:rPr>
+      </w:pPr>
+      <w:r>
+        <w:rPr>
+          <w:rFonts w:ascii="Arial" w:hAnsi="Arial"/>
+          <w:color w:val="000000"/>
+          <w:shd w:fill="DEE6EF" w:val="clear"/>
+        </w:rPr>
+        <w:t xml:space="preserve">  </w:t>
+      </w:r>
+      <w:r>
+        <w:rPr>
+          <w:rFonts w:ascii="Arial" w:hAnsi="Arial"/>
+          <w:color w:val="000000"/>
+          <w:shd w:fill="DEE6EF" w:val="clear"/>
+        </w:rPr>
+        <w:t>tp. ! queue ! multifilesink max-files=10 location="/usr/local/bin/camera/ramdisk/image%d"</w:t>
+      </w:r>
+    </w:p>
+    <w:p>
+      <w:pPr>
+        <w:pStyle w:val="Normal"/>
+        <w:rPr>
+          <w:rFonts w:ascii="Arial" w:hAnsi="Arial"/>
+          <w:color w:val="000000"/>
+          <w:highlight w:val="none"/>
+          <w:shd w:fill="DEE6EF" w:val="clear"/>
+        </w:rPr>
+      </w:pPr>
+      <w:r>
+        <w:rPr>
+          <w:rFonts w:ascii="Arial" w:hAnsi="Arial"/>
+          <w:color w:val="000000"/>
+          <w:shd w:fill="DEE6EF" w:val="clear"/>
+        </w:rPr>
+      </w:r>
+    </w:p>
+    <w:p>
+      <w:pPr>
+        <w:pStyle w:val="TextBody"/>
+        <w:rPr>
+          <w:highlight w:val="none"/>
+          <w:shd w:fill="F6F9D4" w:val="clear"/>
+        </w:rPr>
+      </w:pPr>
+      <w:r>
+        <w:rPr>
+          <w:rFonts w:ascii="Arial" w:hAnsi="Arial"/>
+          <w:shd w:fill="F6F9D4" w:val="clear"/>
+        </w:rPr>
+        <w:t>Element: appsrc (name=app0, format=time)</w:t>
+      </w:r>
+    </w:p>
+    <w:p>
+      <w:pPr>
+        <w:pStyle w:val="TextBody"/>
+        <w:rPr>
+          <w:highlight w:val="none"/>
+          <w:shd w:fill="F6F9D4" w:val="clear"/>
+        </w:rPr>
+      </w:pPr>
+      <w:r>
+        <w:rPr>
+          <w:rFonts w:ascii="Arial" w:hAnsi="Arial"/>
+          <w:shd w:fill="F6F9D4" w:val="clear"/>
+        </w:rPr>
+        <w:t>Role: SDK-fed raw thermal frame source, with time-based timestamps</w:t>
+      </w:r>
+    </w:p>
+    <w:p>
+      <w:pPr>
+        <w:pStyle w:val="TextBody"/>
+        <w:rPr>
+          <w:highlight w:val="none"/>
+          <w:shd w:fill="F6F9D4" w:val="clear"/>
+        </w:rPr>
+      </w:pPr>
+      <w:r>
+        <w:rPr>
+          <w:rFonts w:ascii="Arial" w:hAnsi="Arial"/>
+          <w:shd w:fill="F6F9D4" w:val="clear"/>
+        </w:rPr>
+        <w:t>────────────────────────────────────────</w:t>
+      </w:r>
+    </w:p>
+    <w:p>
+      <w:pPr>
+        <w:pStyle w:val="TextBody"/>
+        <w:rPr>
+          <w:highlight w:val="none"/>
+          <w:shd w:fill="F6F9D4" w:val="clear"/>
+        </w:rPr>
+      </w:pPr>
+      <w:r>
+        <w:rPr>
+          <w:rFonts w:ascii="Arial" w:hAnsi="Arial"/>
+          <w:shd w:fill="F6F9D4" w:val="clear"/>
+        </w:rPr>
+        <w:t>Element: timecodestamper</w:t>
+      </w:r>
+    </w:p>
+    <w:p>
+      <w:pPr>
+        <w:pStyle w:val="TextBody"/>
+        <w:rPr>
+          <w:highlight w:val="none"/>
+          <w:shd w:fill="F6F9D4" w:val="clear"/>
+        </w:rPr>
+      </w:pPr>
+      <w:r>
+        <w:rPr>
+          <w:rFonts w:ascii="Arial" w:hAnsi="Arial"/>
+          <w:shd w:fill="F6F9D4" w:val="clear"/>
+        </w:rPr>
+        <w:t>Role: Adds precise timestamps to each buffer for synchronization</w:t>
+      </w:r>
+    </w:p>
+    <w:p>
+      <w:pPr>
+        <w:pStyle w:val="TextBody"/>
+        <w:rPr>
+          <w:highlight w:val="none"/>
+          <w:shd w:fill="F6F9D4" w:val="clear"/>
+        </w:rPr>
+      </w:pPr>
+      <w:r>
+        <w:rPr>
+          <w:rFonts w:ascii="Arial" w:hAnsi="Arial"/>
+          <w:shd w:fill="F6F9D4" w:val="clear"/>
+        </w:rPr>
+        <w:t>────────────────────────────────────────</w:t>
+      </w:r>
+    </w:p>
+    <w:p>
+      <w:pPr>
+        <w:pStyle w:val="TextBody"/>
+        <w:rPr>
+          <w:highlight w:val="none"/>
+          <w:shd w:fill="F6F9D4" w:val="clear"/>
+        </w:rPr>
+      </w:pPr>
+      <w:r>
+        <w:rPr>
+          <w:rFonts w:ascii="Arial" w:hAnsi="Arial"/>
+          <w:shd w:fill="F6F9D4" w:val="clear"/>
+        </w:rPr>
+        <w:t>Element: normfilter</w:t>
+      </w:r>
+    </w:p>
+    <w:p>
+      <w:pPr>
+        <w:pStyle w:val="TextBody"/>
+        <w:rPr>
+          <w:highlight w:val="none"/>
+          <w:shd w:fill="F6F9D4" w:val="clear"/>
+        </w:rPr>
+      </w:pPr>
+      <w:r>
+        <w:rPr>
+          <w:rFonts w:ascii="Arial" w:hAnsi="Arial"/>
+          <w:shd w:fill="F6F9D4" w:val="clear"/>
+        </w:rPr>
+        <w:t xml:space="preserve">Role: Custom normalization filter </w:t>
+      </w:r>
+    </w:p>
+    <w:p>
+      <w:pPr>
+        <w:pStyle w:val="TextBody"/>
+        <w:rPr>
+          <w:highlight w:val="none"/>
+          <w:shd w:fill="F6F9D4" w:val="clear"/>
+        </w:rPr>
+      </w:pPr>
+      <w:r>
+        <w:rPr>
+          <w:rFonts w:ascii="Arial" w:hAnsi="Arial"/>
+          <w:shd w:fill="F6F9D4" w:val="clear"/>
+        </w:rPr>
+        <w:t>────────────────────────────────────────</w:t>
+      </w:r>
+    </w:p>
+    <w:p>
+      <w:pPr>
+        <w:pStyle w:val="TextBody"/>
+        <w:rPr>
+          <w:highlight w:val="none"/>
+          <w:shd w:fill="F6F9D4" w:val="clear"/>
+        </w:rPr>
+      </w:pPr>
+      <w:r>
+        <w:rPr>
+          <w:rFonts w:ascii="Arial" w:hAnsi="Arial"/>
+          <w:shd w:fill="F6F9D4" w:val="clear"/>
+        </w:rPr>
+        <w:t>Element: tee (name=tp)</w:t>
+      </w:r>
+    </w:p>
+    <w:p>
+      <w:pPr>
+        <w:pStyle w:val="TextBody"/>
+        <w:rPr>
+          <w:highlight w:val="none"/>
+          <w:shd w:fill="F6F9D4" w:val="clear"/>
+        </w:rPr>
+      </w:pPr>
+      <w:r>
+        <w:rPr>
+          <w:rFonts w:ascii="Arial" w:hAnsi="Arial"/>
+          <w:shd w:fill="F6F9D4" w:val="clear"/>
+        </w:rPr>
+        <w:t>Role: Splits the stream into two parallel branches — RTP streaming and</w:t>
+      </w:r>
+    </w:p>
+    <w:p>
+      <w:pPr>
+        <w:pStyle w:val="TextBody"/>
+        <w:rPr>
+          <w:highlight w:val="none"/>
+          <w:shd w:fill="F6F9D4" w:val="clear"/>
+        </w:rPr>
+      </w:pPr>
+      <w:r>
+        <w:rPr>
+          <w:rFonts w:ascii="Arial" w:hAnsi="Arial"/>
+          <w:shd w:fill="F6F9D4" w:val="clear"/>
+        </w:rPr>
+        <w:t>file save. GStreamer-native fan-out.</w:t>
+      </w:r>
+    </w:p>
+    <w:p>
+      <w:pPr>
+        <w:pStyle w:val="TextBody"/>
+        <w:rPr>
+          <w:highlight w:val="none"/>
+          <w:shd w:fill="F6F9D4" w:val="clear"/>
+        </w:rPr>
+      </w:pPr>
+      <w:r>
+        <w:rPr>
+          <w:rFonts w:ascii="Arial" w:hAnsi="Arial"/>
+          <w:shd w:fill="F6F9D4" w:val="clear"/>
+        </w:rPr>
+        <w:t>────────────────────────────────────────</w:t>
+      </w:r>
+    </w:p>
+    <w:p>
+      <w:pPr>
+        <w:pStyle w:val="TextBody"/>
+        <w:rPr>
+          <w:highlight w:val="none"/>
+          <w:shd w:fill="F6F9D4" w:val="clear"/>
+        </w:rPr>
+      </w:pPr>
+      <w:r>
+        <w:rPr>
+          <w:rFonts w:ascii="Arial" w:hAnsi="Arial"/>
+          <w:shd w:fill="F6F9D4" w:val="clear"/>
+        </w:rPr>
+        <w:t>Element: queue ! rtpgstpay (name=pay0)  [Branch 1]</w:t>
+      </w:r>
+    </w:p>
+    <w:p>
+      <w:pPr>
+        <w:pStyle w:val="TextBody"/>
+        <w:rPr>
+          <w:highlight w:val="none"/>
+          <w:shd w:fill="F6F9D4" w:val="clear"/>
+        </w:rPr>
+      </w:pPr>
+      <w:r>
+        <w:rPr>
+          <w:rFonts w:ascii="Arial" w:hAnsi="Arial"/>
+          <w:shd w:fill="F6F9D4" w:val="clear"/>
+        </w:rPr>
+        <w:t>Role: Payloads the stream for RTP streaming (needs an external sink like</w:t>
+      </w:r>
+    </w:p>
+    <w:p>
+      <w:pPr>
+        <w:pStyle w:val="TextBody"/>
+        <w:rPr>
+          <w:highlight w:val="none"/>
+          <w:shd w:fill="F6F9D4" w:val="clear"/>
+        </w:rPr>
+      </w:pPr>
+      <w:r>
+        <w:rPr>
+          <w:rFonts w:ascii="Arial" w:hAnsi="Arial"/>
+          <w:shd w:fill="F6F9D4" w:val="clear"/>
+        </w:rPr>
+        <w:t>udpsink to actually transmit it)</w:t>
+      </w:r>
+    </w:p>
+    <w:p>
+      <w:pPr>
+        <w:pStyle w:val="TextBody"/>
+        <w:rPr>
+          <w:highlight w:val="none"/>
+          <w:shd w:fill="F6F9D4" w:val="clear"/>
+        </w:rPr>
+      </w:pPr>
+      <w:r>
+        <w:rPr>
+          <w:rFonts w:ascii="Arial" w:hAnsi="Arial"/>
+          <w:shd w:fill="F6F9D4" w:val="clear"/>
+        </w:rPr>
+        <w:t>────────────────────────────────────────</w:t>
+      </w:r>
+    </w:p>
+    <w:p>
+      <w:pPr>
+        <w:pStyle w:val="TextBody"/>
+        <w:rPr>
+          <w:highlight w:val="none"/>
+          <w:shd w:fill="F6F9D4" w:val="clear"/>
+        </w:rPr>
+      </w:pPr>
+      <w:r>
+        <w:rPr>
+          <w:rFonts w:ascii="Arial" w:hAnsi="Arial"/>
+          <w:shd w:fill="F6F9D4" w:val="clear"/>
+        </w:rPr>
+        <w:t>Element: queue ! multifilesink (max-files=10, location="image%d")  [Branch 2]</w:t>
+      </w:r>
+    </w:p>
+    <w:p>
+      <w:pPr>
+        <w:pStyle w:val="TextBody"/>
+        <w:rPr/>
+      </w:pPr>
+      <w:r>
+        <w:rPr>
+          <w:rFonts w:ascii="Arial" w:hAnsi="Arial"/>
+          <w:shd w:fill="F6F9D4" w:val="clear"/>
+        </w:rPr>
+        <w:t>Role: Saves frames to disk as a rotating buffer of up to 10 files</w:t>
+      </w:r>
+    </w:p>
+    <w:p>
+      <w:pPr>
         <w:pStyle w:val="TextBody"/>
         <w:numPr>
           <w:ilvl w:val="0"/>
-          <w:numId w:val="1"/>
-        </w:numPr>
-        <w:rPr>
-          <w:rFonts w:ascii="Arial" w:hAnsi="Arial"/>
-        </w:rPr>
-      </w:pPr>
-      <w:r>
-        <w:rPr>
-          <w:rFonts w:ascii="Arial" w:hAnsi="Arial"/>
-          <w:b w:val="false"/>
-        </w:rPr>
-        <w:t>OLD</w:t>
+          <w:numId w:val="0"/>
+        </w:numPr>
+        <w:ind w:left="720" w:hanging="0"/>
+        <w:rPr>
+          <w:rFonts w:ascii="Arial" w:hAnsi="Arial"/>
+          <w:b w:val="false"/>
+          <w:shd w:fill="FFFF00" w:val="clear"/>
+        </w:rPr>
+      </w:pPr>
+      <w:r>
+        <w:rPr/>
+      </w:r>
+    </w:p>
+    <w:p>
+      <w:pPr>
+        <w:pStyle w:val="TextBody"/>
+        <w:rPr>
+          <w:b/>
+          <w:bCs/>
+          <w:sz w:val="28"/>
+          <w:szCs w:val="28"/>
+        </w:rPr>
+      </w:pPr>
+      <w:r>
+        <w:rPr>
+          <w:rFonts w:ascii="Arial" w:hAnsi="Arial"/>
+          <w:b/>
+          <w:bCs/>
+          <w:sz w:val="28"/>
+          <w:szCs w:val="28"/>
+          <w:shd w:fill="FFFF00" w:val="clear"/>
+        </w:rPr>
+        <w:t>NEW Pipeline</w:t>
       </w:r>
     </w:p>
     <w:p>
@@ -189,7 +688,7 @@
           <w:rFonts w:ascii="Arial" w:hAnsi="Arial"/>
           <w:b w:val="false"/>
         </w:rPr>
-        <w:t>uses the sdk 4.1 version</w:t>
+        <w:t>written by sophia and claude</w:t>
       </w:r>
     </w:p>
     <w:p>
@@ -208,7 +707,7 @@
           <w:rFonts w:ascii="Arial" w:hAnsi="Arial"/>
           <w:b w:val="false"/>
         </w:rPr>
-        <w:t>started via crontab job that run system_init.sh at boot</w:t>
+        <w:t>uses the sdk 4.4 version</w:t>
       </w:r>
     </w:p>
     <w:p>
@@ -227,7 +726,7 @@
           <w:rFonts w:ascii="Arial" w:hAnsi="Arial"/>
           <w:b w:val="false"/>
         </w:rPr>
-        <w:t>rtsp-seek-server.sh a script that was created to restart on crash</w:t>
+        <w:t>systemd service (seekcamera-gstreamer.service)</w:t>
       </w:r>
     </w:p>
     <w:p>
@@ -246,26 +745,341 @@
           <w:rFonts w:ascii="Arial" w:hAnsi="Arial"/>
           <w:b w:val="false"/>
         </w:rPr>
-        <w:t>pipeline writes frames to a RAMDISK file (image.pgm),</w:t>
-      </w:r>
-    </w:p>
-    <w:p>
-      <w:pPr>
-        <w:pStyle w:val="TextBody"/>
-        <w:numPr>
-          <w:ilvl w:val="1"/>
-          <w:numId w:val="1"/>
-        </w:numPr>
-        <w:rPr>
-          <w:rFonts w:ascii="Arial" w:hAnsi="Arial"/>
-        </w:rPr>
-      </w:pPr>
-      <w:r>
-        <w:rPr>
-          <w:rFonts w:ascii="Arial" w:hAnsi="Arial"/>
-          <w:b w:val="false"/>
-        </w:rPr>
-        <w:t>image/pgm served separately by imgserv on port 2105 to SV</w:t>
+        <w:t>Has an internal watchdog: absorbs USB timeout errors as warnings and keeps running; only exits and restarts if image frames stop being produced.</w:t>
+      </w:r>
+    </w:p>
+    <w:p>
+      <w:pPr>
+        <w:pStyle w:val="TextBody"/>
+        <w:rPr>
+          <w:rFonts w:ascii="Arial" w:hAnsi="Arial"/>
+          <w:highlight w:val="none"/>
+          <w:shd w:fill="DEE6EF" w:val="clear"/>
+        </w:rPr>
+      </w:pPr>
+      <w:r>
+        <w:rPr>
+          <w:rFonts w:ascii="Arial" w:hAnsi="Arial"/>
+          <w:shd w:fill="DEE6EF" w:val="clear"/>
+        </w:rPr>
+        <w:t>appsrc ! queue ! calibration ! pgmencode ! syntempsink</w:t>
+      </w:r>
+    </w:p>
+    <w:p>
+      <w:pPr>
+        <w:pStyle w:val="Normal"/>
+        <w:rPr>
+          <w:rFonts w:ascii="Arial" w:hAnsi="Arial"/>
+        </w:rPr>
+      </w:pPr>
+      <w:r>
+        <w:rPr>
+          <w:rFonts w:ascii="Arial" w:hAnsi="Arial"/>
+        </w:rPr>
+      </w:r>
+    </w:p>
+    <w:p>
+      <w:pPr>
+        <w:pStyle w:val="TextBody"/>
+        <w:rPr>
+          <w:rFonts w:ascii="Arial" w:hAnsi="Arial"/>
+          <w:highlight w:val="none"/>
+          <w:shd w:fill="E0C2CD" w:val="clear"/>
+        </w:rPr>
+      </w:pPr>
+      <w:r>
+        <w:rPr>
+          <w:rFonts w:ascii="Arial" w:hAnsi="Arial"/>
+          <w:shd w:fill="E0C2CD" w:val="clear"/>
+        </w:rPr>
+        <w:t>Element: appsrc</w:t>
+      </w:r>
+    </w:p>
+    <w:p>
+      <w:pPr>
+        <w:pStyle w:val="TextBody"/>
+        <w:rPr>
+          <w:rFonts w:ascii="Arial" w:hAnsi="Arial"/>
+          <w:highlight w:val="none"/>
+          <w:shd w:fill="E0C2CD" w:val="clear"/>
+        </w:rPr>
+      </w:pPr>
+      <w:r>
+        <w:rPr>
+          <w:rFonts w:ascii="Arial" w:hAnsi="Arial"/>
+          <w:shd w:fill="E0C2CD" w:val="clear"/>
+        </w:rPr>
+        <w:t xml:space="preserve">Role: SDK-fed raw thermal frame source </w:t>
+      </w:r>
+    </w:p>
+    <w:p>
+      <w:pPr>
+        <w:pStyle w:val="TextBody"/>
+        <w:rPr>
+          <w:rFonts w:ascii="Arial" w:hAnsi="Arial"/>
+          <w:highlight w:val="none"/>
+          <w:shd w:fill="E0C2CD" w:val="clear"/>
+        </w:rPr>
+      </w:pPr>
+      <w:r>
+        <w:rPr>
+          <w:rFonts w:ascii="Arial" w:hAnsi="Arial"/>
+          <w:shd w:fill="E0C2CD" w:val="clear"/>
+        </w:rPr>
+        <w:t>────────────────────────────────────────</w:t>
+      </w:r>
+    </w:p>
+    <w:p>
+      <w:pPr>
+        <w:pStyle w:val="TextBody"/>
+        <w:rPr>
+          <w:rFonts w:ascii="Arial" w:hAnsi="Arial"/>
+          <w:highlight w:val="none"/>
+          <w:shd w:fill="E0C2CD" w:val="clear"/>
+        </w:rPr>
+      </w:pPr>
+      <w:r>
+        <w:rPr>
+          <w:rFonts w:ascii="Arial" w:hAnsi="Arial"/>
+          <w:shd w:fill="E0C2CD" w:val="clear"/>
+        </w:rPr>
+        <w:t>Element: queue</w:t>
+      </w:r>
+    </w:p>
+    <w:p>
+      <w:pPr>
+        <w:pStyle w:val="TextBody"/>
+        <w:rPr>
+          <w:rFonts w:ascii="Arial" w:hAnsi="Arial"/>
+          <w:highlight w:val="none"/>
+          <w:shd w:fill="E0C2CD" w:val="clear"/>
+        </w:rPr>
+      </w:pPr>
+      <w:r>
+        <w:rPr>
+          <w:rFonts w:ascii="Arial" w:hAnsi="Arial"/>
+          <w:shd w:fill="E0C2CD" w:val="clear"/>
+        </w:rPr>
+        <w:t>Role: Buffering/threading boundary between the SDK callback thread and</w:t>
+      </w:r>
+    </w:p>
+    <w:p>
+      <w:pPr>
+        <w:pStyle w:val="TextBody"/>
+        <w:rPr>
+          <w:rFonts w:ascii="Arial" w:hAnsi="Arial"/>
+          <w:highlight w:val="none"/>
+          <w:shd w:fill="E0C2CD" w:val="clear"/>
+        </w:rPr>
+      </w:pPr>
+      <w:r>
+        <w:rPr>
+          <w:rFonts w:ascii="Arial" w:hAnsi="Arial"/>
+          <w:shd w:fill="E0C2CD" w:val="clear"/>
+        </w:rPr>
+        <w:t>the rest of the pipeline</w:t>
+      </w:r>
+    </w:p>
+    <w:p>
+      <w:pPr>
+        <w:pStyle w:val="TextBody"/>
+        <w:rPr>
+          <w:rFonts w:ascii="Arial" w:hAnsi="Arial"/>
+          <w:highlight w:val="none"/>
+          <w:shd w:fill="E0C2CD" w:val="clear"/>
+        </w:rPr>
+      </w:pPr>
+      <w:r>
+        <w:rPr>
+          <w:rFonts w:ascii="Arial" w:hAnsi="Arial"/>
+          <w:shd w:fill="E0C2CD" w:val="clear"/>
+        </w:rPr>
+        <w:t>────────────────────────────────────────</w:t>
+      </w:r>
+    </w:p>
+    <w:p>
+      <w:pPr>
+        <w:pStyle w:val="TextBody"/>
+        <w:rPr>
+          <w:rFonts w:ascii="Arial" w:hAnsi="Arial"/>
+          <w:highlight w:val="none"/>
+          <w:shd w:fill="E0C2CD" w:val="clear"/>
+        </w:rPr>
+      </w:pPr>
+      <w:r>
+        <w:rPr>
+          <w:rFonts w:ascii="Arial" w:hAnsi="Arial"/>
+          <w:shd w:fill="E0C2CD" w:val="clear"/>
+        </w:rPr>
+        <w:t>Element: calibration</w:t>
+      </w:r>
+    </w:p>
+    <w:p>
+      <w:pPr>
+        <w:pStyle w:val="TextBody"/>
+        <w:rPr>
+          <w:rFonts w:ascii="Arial" w:hAnsi="Arial"/>
+          <w:highlight w:val="none"/>
+          <w:shd w:fill="E0C2CD" w:val="clear"/>
+        </w:rPr>
+      </w:pPr>
+      <w:r>
+        <w:rPr>
+          <w:rFonts w:ascii="Arial" w:hAnsi="Arial"/>
+          <w:shd w:fill="E0C2CD" w:val="clear"/>
+        </w:rPr>
+        <w:t>Role: Applies the per-camera calibration (slope/offset fromcamera_imager) — this is the custom element read once at pipeline start (gst_calibration_start())</w:t>
+      </w:r>
+    </w:p>
+    <w:p>
+      <w:pPr>
+        <w:pStyle w:val="TextBody"/>
+        <w:rPr>
+          <w:rFonts w:ascii="Arial" w:hAnsi="Arial"/>
+          <w:highlight w:val="none"/>
+          <w:shd w:fill="E0C2CD" w:val="clear"/>
+        </w:rPr>
+      </w:pPr>
+      <w:r>
+        <w:rPr>
+          <w:rFonts w:ascii="Arial" w:hAnsi="Arial"/>
+          <w:shd w:fill="E0C2CD" w:val="clear"/>
+        </w:rPr>
+        <w:t>────────────────────────────────────────</w:t>
+      </w:r>
+    </w:p>
+    <w:p>
+      <w:pPr>
+        <w:pStyle w:val="TextBody"/>
+        <w:rPr>
+          <w:rFonts w:ascii="Arial" w:hAnsi="Arial"/>
+          <w:highlight w:val="none"/>
+          <w:shd w:fill="E0C2CD" w:val="clear"/>
+        </w:rPr>
+      </w:pPr>
+      <w:r>
+        <w:rPr>
+          <w:rFonts w:ascii="Arial" w:hAnsi="Arial"/>
+          <w:shd w:fill="E0C2CD" w:val="clear"/>
+        </w:rPr>
+        <w:t>Element: pgmencode</w:t>
+      </w:r>
+    </w:p>
+    <w:p>
+      <w:pPr>
+        <w:pStyle w:val="TextBody"/>
+        <w:rPr>
+          <w:rFonts w:ascii="Arial" w:hAnsi="Arial"/>
+          <w:highlight w:val="none"/>
+          <w:shd w:fill="E0C2CD" w:val="clear"/>
+        </w:rPr>
+      </w:pPr>
+      <w:r>
+        <w:rPr>
+          <w:rFonts w:ascii="Arial" w:hAnsi="Arial"/>
+          <w:shd w:fill="E0C2CD" w:val="clear"/>
+        </w:rPr>
+        <w:t>Role: Encodes the calibrated frame into PGM format</w:t>
+      </w:r>
+    </w:p>
+    <w:p>
+      <w:pPr>
+        <w:pStyle w:val="TextBody"/>
+        <w:rPr>
+          <w:rFonts w:ascii="Arial" w:hAnsi="Arial"/>
+          <w:highlight w:val="none"/>
+          <w:shd w:fill="E0C2CD" w:val="clear"/>
+        </w:rPr>
+      </w:pPr>
+      <w:r>
+        <w:rPr>
+          <w:rFonts w:ascii="Arial" w:hAnsi="Arial"/>
+          <w:shd w:fill="E0C2CD" w:val="clear"/>
+        </w:rPr>
+        <w:t>────────────────────────────────────────</w:t>
+      </w:r>
+    </w:p>
+    <w:p>
+      <w:pPr>
+        <w:pStyle w:val="TextBody"/>
+        <w:rPr>
+          <w:rFonts w:ascii="Arial" w:hAnsi="Arial"/>
+          <w:highlight w:val="none"/>
+          <w:shd w:fill="E0C2CD" w:val="clear"/>
+        </w:rPr>
+      </w:pPr>
+      <w:r>
+        <w:rPr>
+          <w:rFonts w:ascii="Arial" w:hAnsi="Arial"/>
+          <w:shd w:fill="E0C2CD" w:val="clear"/>
+        </w:rPr>
+        <w:t>Element: syntempsink</w:t>
+      </w:r>
+    </w:p>
+    <w:p>
+      <w:pPr>
+        <w:pStyle w:val="TextBody"/>
+        <w:rPr>
+          <w:rFonts w:ascii="Arial" w:hAnsi="Arial"/>
+          <w:highlight w:val="none"/>
+          <w:shd w:fill="E0C2CD" w:val="clear"/>
+        </w:rPr>
+      </w:pPr>
+      <w:r>
+        <w:rPr>
+          <w:rFonts w:ascii="Arial" w:hAnsi="Arial"/>
+          <w:shd w:fill="E0C2CD" w:val="clear"/>
+        </w:rPr>
+        <w:t>Role: Custom sink — writes/serves the final output to SynTemp Vision on port 2105</w:t>
+      </w:r>
+    </w:p>
+    <w:p>
+      <w:pPr>
+        <w:pStyle w:val="Normal"/>
+        <w:rPr>
+          <w:rFonts w:ascii="Arial" w:hAnsi="Arial"/>
+        </w:rPr>
+      </w:pPr>
+      <w:r>
+        <w:rPr>
+          <w:rFonts w:ascii="Arial" w:hAnsi="Arial"/>
+        </w:rPr>
+      </w:r>
+    </w:p>
+    <w:p>
+      <w:pPr>
+        <w:pStyle w:val="Heading2"/>
+        <w:rPr>
+          <w:rFonts w:ascii="Arial" w:hAnsi="Arial"/>
+        </w:rPr>
+      </w:pPr>
+      <w:r>
+        <w:rPr>
+          <w:rFonts w:ascii="Arial" w:hAnsi="Arial"/>
+        </w:rPr>
+        <w:t>Test 0 Design:</w:t>
+      </w:r>
+    </w:p>
+    <w:p>
+      <w:pPr>
+        <w:pStyle w:val="TextBody"/>
+        <w:rPr>
+          <w:rFonts w:ascii="Arial" w:hAnsi="Arial"/>
+        </w:rPr>
+      </w:pPr>
+      <w:r>
+        <w:rPr>
+          <w:rFonts w:ascii="Arial" w:hAnsi="Arial"/>
+          <w:b/>
+        </w:rPr>
+        <w:t>Steady-state endurance.</w:t>
+      </w:r>
+      <w:r>
+        <w:rPr>
+          <w:rFonts w:ascii="Arial" w:hAnsi="Arial"/>
+          <w:b w:val="false"/>
+        </w:rPr>
+        <w:t xml:space="preserve"> Leave each pipeline running normally, with no deliberate reboot/restart stress at all, to catch slow-building problems that a constantly-restarting stress loop would mask by resetting state every cycle.</w:t>
       </w:r>
     </w:p>
     <w:p>
@@ -284,1192 +1098,7 @@
           <w:rFonts w:ascii="Arial" w:hAnsi="Arial"/>
           <w:b w:val="false"/>
         </w:rPr>
-        <w:t>NEW</w:t>
-      </w:r>
-    </w:p>
-    <w:p>
-      <w:pPr>
-        <w:pStyle w:val="TextBody"/>
-        <w:numPr>
-          <w:ilvl w:val="1"/>
-          <w:numId w:val="1"/>
-        </w:numPr>
-        <w:rPr>
-          <w:rFonts w:ascii="Arial" w:hAnsi="Arial"/>
-        </w:rPr>
-      </w:pPr>
-      <w:r>
-        <w:rPr>
-          <w:rFonts w:ascii="Arial" w:hAnsi="Arial"/>
-          <w:b w:val="false"/>
-        </w:rPr>
-        <w:t>uses the sdk 4.4 version</w:t>
-      </w:r>
-    </w:p>
-    <w:p>
-      <w:pPr>
-        <w:pStyle w:val="TextBody"/>
-        <w:numPr>
-          <w:ilvl w:val="1"/>
-          <w:numId w:val="1"/>
-        </w:numPr>
-        <w:rPr>
-          <w:rFonts w:ascii="Arial" w:hAnsi="Arial"/>
-        </w:rPr>
-      </w:pPr>
-      <w:r>
-        <w:rPr>
-          <w:rFonts w:ascii="Arial" w:hAnsi="Arial"/>
-          <w:b w:val="false"/>
-        </w:rPr>
-        <w:t>systemd service (seekcamera-gstreamer.service)</w:t>
-      </w:r>
-    </w:p>
-    <w:p>
-      <w:pPr>
-        <w:pStyle w:val="TextBody"/>
-        <w:numPr>
-          <w:ilvl w:val="1"/>
-          <w:numId w:val="1"/>
-        </w:numPr>
-        <w:rPr>
-          <w:rFonts w:ascii="Arial" w:hAnsi="Arial"/>
-        </w:rPr>
-      </w:pPr>
-      <w:r>
-        <w:rPr>
-          <w:rFonts w:ascii="Arial" w:hAnsi="Arial"/>
-          <w:b w:val="false"/>
-        </w:rPr>
-        <w:t>Has an internal watchdog: absorbs USB timeout errors as warnings and keeps running; only exits and restarts if image frames stop being produced.</w:t>
-      </w:r>
-    </w:p>
-    <w:p>
-      <w:pPr>
-        <w:pStyle w:val="Heading2"/>
-        <w:rPr>
-          <w:rFonts w:ascii="Arial" w:hAnsi="Arial"/>
-        </w:rPr>
-      </w:pPr>
-      <w:r>
-        <w:rPr>
-          <w:rFonts w:ascii="Arial" w:hAnsi="Arial"/>
-        </w:rPr>
-      </w:r>
-      <w:r>
-        <w:br w:type="page"/>
-      </w:r>
-    </w:p>
-    <w:p>
-      <w:pPr>
-        <w:pStyle w:val="Heading2"/>
-        <w:rPr>
-          <w:rFonts w:ascii="Arial" w:hAnsi="Arial"/>
-        </w:rPr>
-      </w:pPr>
-      <w:r>
-        <w:rPr>
-          <w:rFonts w:ascii="Arial" w:hAnsi="Arial"/>
-        </w:rPr>
-        <w:t>Test 0 Design:</w:t>
-      </w:r>
-    </w:p>
-    <w:p>
-      <w:pPr>
-        <w:pStyle w:val="TextBody"/>
-        <w:rPr>
-          <w:rFonts w:ascii="Arial" w:hAnsi="Arial"/>
-        </w:rPr>
-      </w:pPr>
-      <w:r>
-        <w:rPr>
-          <w:rFonts w:ascii="Arial" w:hAnsi="Arial"/>
-          <w:b/>
-        </w:rPr>
-        <w:t>Steady-state endurance.</w:t>
-      </w:r>
-      <w:r>
-        <w:rPr>
-          <w:rFonts w:ascii="Arial" w:hAnsi="Arial"/>
-          <w:b w:val="false"/>
-        </w:rPr>
-        <w:t xml:space="preserve"> Leave each pipeline running normally, with no deliberate reboot/restart stress at all, to catch slow-building problems that a constantly-restarting stress loop would mask by resetting state every cycle.</w:t>
-      </w:r>
-    </w:p>
-    <w:p>
-      <w:pPr>
-        <w:pStyle w:val="TextBody"/>
-        <w:numPr>
-          <w:ilvl w:val="0"/>
-          <w:numId w:val="1"/>
-        </w:numPr>
-        <w:rPr>
-          <w:rFonts w:ascii="Arial" w:hAnsi="Arial"/>
-        </w:rPr>
-      </w:pPr>
-      <w:r>
-        <w:rPr>
-          <w:rFonts w:ascii="Arial" w:hAnsi="Arial"/>
-          <w:b w:val="false"/>
-        </w:rPr>
         <w:t>4 units total so that was there is replication in the setup. more details below:</w:t>
-      </w:r>
-    </w:p>
-    <w:tbl>
-      <w:tblPr>
-        <w:tblW w:w="9972" w:type="dxa"/>
-        <w:jc w:val="left"/>
-        <w:tblInd w:w="0" w:type="dxa"/>
-        <w:tblLayout w:type="fixed"/>
-        <w:tblCellMar>
-          <w:top w:w="0" w:type="dxa"/>
-          <w:left w:w="108" w:type="dxa"/>
-          <w:bottom w:w="0" w:type="dxa"/>
-          <w:right w:w="108" w:type="dxa"/>
-        </w:tblCellMar>
-        <w:tblLook w:firstRow="1" w:noVBand="1" w:lastRow="0" w:firstColumn="1" w:lastColumn="0" w:noHBand="0" w:val="04a0"/>
-      </w:tblPr>
-      <w:tblGrid>
-        <w:gridCol w:w="3324"/>
-        <w:gridCol w:w="3324"/>
-        <w:gridCol w:w="3324"/>
-      </w:tblGrid>
-      <w:tr>
-        <w:trPr/>
-        <w:tc>
-          <w:tcPr>
-            <w:tcW w:w="3324" w:type="dxa"/>
-            <w:tcBorders>
-              <w:top w:val="single" w:sz="2" w:space="0" w:color="000000"/>
-              <w:left w:val="single" w:sz="2" w:space="0" w:color="000000"/>
-              <w:bottom w:val="single" w:sz="2" w:space="0" w:color="000000"/>
-              <w:right w:val="single" w:sz="2" w:space="0" w:color="000000"/>
-            </w:tcBorders>
-          </w:tcPr>
-          <w:p>
-            <w:pPr>
-              <w:pStyle w:val="Normal"/>
-              <w:widowControl w:val="false"/>
-              <w:rPr>
-                <w:rFonts w:ascii="Arial" w:hAnsi="Arial"/>
-              </w:rPr>
-            </w:pPr>
-            <w:r>
-              <w:rPr>
-                <w:rFonts w:ascii="Arial" w:hAnsi="Arial"/>
-                <w:b/>
-              </w:rPr>
-              <w:t>Unit/Test#</w:t>
-            </w:r>
-          </w:p>
-        </w:tc>
-        <w:tc>
-          <w:tcPr>
-            <w:tcW w:w="3324" w:type="dxa"/>
-            <w:tcBorders>
-              <w:top w:val="single" w:sz="2" w:space="0" w:color="000000"/>
-              <w:left w:val="single" w:sz="2" w:space="0" w:color="000000"/>
-              <w:bottom w:val="single" w:sz="2" w:space="0" w:color="000000"/>
-              <w:right w:val="single" w:sz="2" w:space="0" w:color="000000"/>
-            </w:tcBorders>
-          </w:tcPr>
-          <w:p>
-            <w:pPr>
-              <w:pStyle w:val="Normal"/>
-              <w:widowControl w:val="false"/>
-              <w:rPr>
-                <w:rFonts w:ascii="Arial" w:hAnsi="Arial"/>
-              </w:rPr>
-            </w:pPr>
-            <w:r>
-              <w:rPr>
-                <w:rFonts w:ascii="Arial" w:hAnsi="Arial"/>
-                <w:b/>
-              </w:rPr>
-              <w:t>Pipeline</w:t>
-            </w:r>
-          </w:p>
-        </w:tc>
-        <w:tc>
-          <w:tcPr>
-            <w:tcW w:w="3324" w:type="dxa"/>
-            <w:tcBorders>
-              <w:top w:val="single" w:sz="2" w:space="0" w:color="000000"/>
-              <w:left w:val="single" w:sz="2" w:space="0" w:color="000000"/>
-              <w:bottom w:val="single" w:sz="2" w:space="0" w:color="000000"/>
-              <w:right w:val="single" w:sz="2" w:space="0" w:color="000000"/>
-            </w:tcBorders>
-          </w:tcPr>
-          <w:p>
-            <w:pPr>
-              <w:pStyle w:val="Normal"/>
-              <w:widowControl w:val="false"/>
-              <w:rPr>
-                <w:rFonts w:ascii="Arial" w:hAnsi="Arial"/>
-              </w:rPr>
-            </w:pPr>
-            <w:r>
-              <w:rPr>
-                <w:rFonts w:ascii="Arial" w:hAnsi="Arial"/>
-                <w:b/>
-              </w:rPr>
-              <w:t>Logging Cycle</w:t>
-            </w:r>
-          </w:p>
-        </w:tc>
-      </w:tr>
-      <w:tr>
-        <w:trPr/>
-        <w:tc>
-          <w:tcPr>
-            <w:tcW w:w="3324" w:type="dxa"/>
-            <w:tcBorders>
-              <w:top w:val="single" w:sz="2" w:space="0" w:color="000000"/>
-              <w:left w:val="single" w:sz="2" w:space="0" w:color="000000"/>
-              <w:bottom w:val="single" w:sz="2" w:space="0" w:color="000000"/>
-              <w:right w:val="single" w:sz="2" w:space="0" w:color="000000"/>
-            </w:tcBorders>
-          </w:tcPr>
-          <w:p>
-            <w:pPr>
-              <w:pStyle w:val="Normal"/>
-              <w:widowControl w:val="false"/>
-              <w:rPr>
-                <w:rFonts w:ascii="Arial" w:hAnsi="Arial"/>
-              </w:rPr>
-            </w:pPr>
-            <w:r>
-              <w:rPr>
-                <w:rFonts w:ascii="Arial" w:hAnsi="Arial"/>
-                <w:b w:val="false"/>
-              </w:rPr>
-              <w:t>PT0.1</w:t>
-            </w:r>
-          </w:p>
-        </w:tc>
-        <w:tc>
-          <w:tcPr>
-            <w:tcW w:w="3324" w:type="dxa"/>
-            <w:tcBorders>
-              <w:top w:val="single" w:sz="2" w:space="0" w:color="000000"/>
-              <w:left w:val="single" w:sz="2" w:space="0" w:color="000000"/>
-              <w:bottom w:val="single" w:sz="2" w:space="0" w:color="000000"/>
-              <w:right w:val="single" w:sz="2" w:space="0" w:color="000000"/>
-            </w:tcBorders>
-          </w:tcPr>
-          <w:p>
-            <w:pPr>
-              <w:pStyle w:val="Normal"/>
-              <w:widowControl w:val="false"/>
-              <w:rPr>
-                <w:rFonts w:ascii="Arial" w:hAnsi="Arial"/>
-              </w:rPr>
-            </w:pPr>
-            <w:r>
-              <w:rPr>
-                <w:rFonts w:ascii="Arial" w:hAnsi="Arial"/>
-                <w:b w:val="false"/>
-              </w:rPr>
-              <w:t>old (rtsp-seek-server)</w:t>
-            </w:r>
-          </w:p>
-        </w:tc>
-        <w:tc>
-          <w:tcPr>
-            <w:tcW w:w="3324" w:type="dxa"/>
-            <w:tcBorders>
-              <w:top w:val="single" w:sz="2" w:space="0" w:color="000000"/>
-              <w:left w:val="single" w:sz="2" w:space="0" w:color="000000"/>
-              <w:bottom w:val="single" w:sz="2" w:space="0" w:color="000000"/>
-              <w:right w:val="single" w:sz="2" w:space="0" w:color="000000"/>
-            </w:tcBorders>
-          </w:tcPr>
-          <w:p>
-            <w:pPr>
-              <w:pStyle w:val="Normal"/>
-              <w:widowControl w:val="false"/>
-              <w:rPr>
-                <w:rFonts w:ascii="Arial" w:hAnsi="Arial"/>
-              </w:rPr>
-            </w:pPr>
-            <w:r>
-              <w:rPr>
-                <w:rFonts w:ascii="Arial" w:hAnsi="Arial"/>
-                <w:b w:val="false"/>
-              </w:rPr>
-              <w:t>5 min</w:t>
-            </w:r>
-          </w:p>
-        </w:tc>
-      </w:tr>
-      <w:tr>
-        <w:trPr/>
-        <w:tc>
-          <w:tcPr>
-            <w:tcW w:w="3324" w:type="dxa"/>
-            <w:tcBorders>
-              <w:top w:val="single" w:sz="2" w:space="0" w:color="000000"/>
-              <w:left w:val="single" w:sz="2" w:space="0" w:color="000000"/>
-              <w:bottom w:val="single" w:sz="2" w:space="0" w:color="000000"/>
-              <w:right w:val="single" w:sz="2" w:space="0" w:color="000000"/>
-            </w:tcBorders>
-          </w:tcPr>
-          <w:p>
-            <w:pPr>
-              <w:pStyle w:val="Normal"/>
-              <w:widowControl w:val="false"/>
-              <w:rPr>
-                <w:rFonts w:ascii="Arial" w:hAnsi="Arial"/>
-              </w:rPr>
-            </w:pPr>
-            <w:r>
-              <w:rPr>
-                <w:rFonts w:ascii="Arial" w:hAnsi="Arial"/>
-                <w:b w:val="false"/>
-              </w:rPr>
-              <w:t>PT0.1NEW</w:t>
-            </w:r>
-          </w:p>
-        </w:tc>
-        <w:tc>
-          <w:tcPr>
-            <w:tcW w:w="3324" w:type="dxa"/>
-            <w:tcBorders>
-              <w:top w:val="single" w:sz="2" w:space="0" w:color="000000"/>
-              <w:left w:val="single" w:sz="2" w:space="0" w:color="000000"/>
-              <w:bottom w:val="single" w:sz="2" w:space="0" w:color="000000"/>
-              <w:right w:val="single" w:sz="2" w:space="0" w:color="000000"/>
-            </w:tcBorders>
-          </w:tcPr>
-          <w:p>
-            <w:pPr>
-              <w:pStyle w:val="Normal"/>
-              <w:widowControl w:val="false"/>
-              <w:rPr>
-                <w:rFonts w:ascii="Arial" w:hAnsi="Arial"/>
-              </w:rPr>
-            </w:pPr>
-            <w:r>
-              <w:rPr>
-                <w:rFonts w:ascii="Arial" w:hAnsi="Arial"/>
-                <w:b w:val="false"/>
-              </w:rPr>
-              <w:t>new (seekcamera-gstreamer)</w:t>
-            </w:r>
-          </w:p>
-        </w:tc>
-        <w:tc>
-          <w:tcPr>
-            <w:tcW w:w="3324" w:type="dxa"/>
-            <w:tcBorders>
-              <w:top w:val="single" w:sz="2" w:space="0" w:color="000000"/>
-              <w:left w:val="single" w:sz="2" w:space="0" w:color="000000"/>
-              <w:bottom w:val="single" w:sz="2" w:space="0" w:color="000000"/>
-              <w:right w:val="single" w:sz="2" w:space="0" w:color="000000"/>
-            </w:tcBorders>
-          </w:tcPr>
-          <w:p>
-            <w:pPr>
-              <w:pStyle w:val="Normal"/>
-              <w:widowControl w:val="false"/>
-              <w:rPr>
-                <w:rFonts w:ascii="Arial" w:hAnsi="Arial"/>
-              </w:rPr>
-            </w:pPr>
-            <w:r>
-              <w:rPr>
-                <w:rFonts w:ascii="Arial" w:hAnsi="Arial"/>
-                <w:b w:val="false"/>
-              </w:rPr>
-              <w:t>5 min</w:t>
-            </w:r>
-          </w:p>
-        </w:tc>
-      </w:tr>
-      <w:tr>
-        <w:trPr/>
-        <w:tc>
-          <w:tcPr>
-            <w:tcW w:w="3324" w:type="dxa"/>
-            <w:tcBorders>
-              <w:top w:val="single" w:sz="2" w:space="0" w:color="000000"/>
-              <w:left w:val="single" w:sz="2" w:space="0" w:color="000000"/>
-              <w:bottom w:val="single" w:sz="2" w:space="0" w:color="000000"/>
-              <w:right w:val="single" w:sz="2" w:space="0" w:color="000000"/>
-            </w:tcBorders>
-          </w:tcPr>
-          <w:p>
-            <w:pPr>
-              <w:pStyle w:val="Normal"/>
-              <w:widowControl w:val="false"/>
-              <w:rPr>
-                <w:rFonts w:ascii="Arial" w:hAnsi="Arial"/>
-              </w:rPr>
-            </w:pPr>
-            <w:r>
-              <w:rPr>
-                <w:rFonts w:ascii="Arial" w:hAnsi="Arial"/>
-                <w:b w:val="false"/>
-              </w:rPr>
-              <w:t>PT0.2</w:t>
-            </w:r>
-          </w:p>
-        </w:tc>
-        <w:tc>
-          <w:tcPr>
-            <w:tcW w:w="3324" w:type="dxa"/>
-            <w:tcBorders>
-              <w:top w:val="single" w:sz="2" w:space="0" w:color="000000"/>
-              <w:left w:val="single" w:sz="2" w:space="0" w:color="000000"/>
-              <w:bottom w:val="single" w:sz="2" w:space="0" w:color="000000"/>
-              <w:right w:val="single" w:sz="2" w:space="0" w:color="000000"/>
-            </w:tcBorders>
-          </w:tcPr>
-          <w:p>
-            <w:pPr>
-              <w:pStyle w:val="Normal"/>
-              <w:widowControl w:val="false"/>
-              <w:rPr>
-                <w:rFonts w:ascii="Arial" w:hAnsi="Arial"/>
-              </w:rPr>
-            </w:pPr>
-            <w:r>
-              <w:rPr>
-                <w:rFonts w:ascii="Arial" w:hAnsi="Arial"/>
-                <w:b w:val="false"/>
-              </w:rPr>
-              <w:t>old (rtsp-seek-server)</w:t>
-            </w:r>
-          </w:p>
-        </w:tc>
-        <w:tc>
-          <w:tcPr>
-            <w:tcW w:w="3324" w:type="dxa"/>
-            <w:tcBorders>
-              <w:top w:val="single" w:sz="2" w:space="0" w:color="000000"/>
-              <w:left w:val="single" w:sz="2" w:space="0" w:color="000000"/>
-              <w:bottom w:val="single" w:sz="2" w:space="0" w:color="000000"/>
-              <w:right w:val="single" w:sz="2" w:space="0" w:color="000000"/>
-            </w:tcBorders>
-          </w:tcPr>
-          <w:p>
-            <w:pPr>
-              <w:pStyle w:val="Normal"/>
-              <w:widowControl w:val="false"/>
-              <w:rPr>
-                <w:rFonts w:ascii="Arial" w:hAnsi="Arial"/>
-              </w:rPr>
-            </w:pPr>
-            <w:r>
-              <w:rPr>
-                <w:rFonts w:ascii="Arial" w:hAnsi="Arial"/>
-                <w:b w:val="false"/>
-              </w:rPr>
-              <w:t>5 min</w:t>
-            </w:r>
-          </w:p>
-        </w:tc>
-      </w:tr>
-      <w:tr>
-        <w:trPr/>
-        <w:tc>
-          <w:tcPr>
-            <w:tcW w:w="3324" w:type="dxa"/>
-            <w:tcBorders>
-              <w:top w:val="single" w:sz="2" w:space="0" w:color="000000"/>
-              <w:left w:val="single" w:sz="2" w:space="0" w:color="000000"/>
-              <w:bottom w:val="single" w:sz="2" w:space="0" w:color="000000"/>
-              <w:right w:val="single" w:sz="2" w:space="0" w:color="000000"/>
-            </w:tcBorders>
-          </w:tcPr>
-          <w:p>
-            <w:pPr>
-              <w:pStyle w:val="Normal"/>
-              <w:widowControl w:val="false"/>
-              <w:rPr>
-                <w:rFonts w:ascii="Arial" w:hAnsi="Arial"/>
-              </w:rPr>
-            </w:pPr>
-            <w:r>
-              <w:rPr>
-                <w:rFonts w:ascii="Arial" w:hAnsi="Arial"/>
-                <w:b w:val="false"/>
-              </w:rPr>
-              <w:t>PT0.2NEW</w:t>
-            </w:r>
-          </w:p>
-        </w:tc>
-        <w:tc>
-          <w:tcPr>
-            <w:tcW w:w="3324" w:type="dxa"/>
-            <w:tcBorders>
-              <w:top w:val="single" w:sz="2" w:space="0" w:color="000000"/>
-              <w:left w:val="single" w:sz="2" w:space="0" w:color="000000"/>
-              <w:bottom w:val="single" w:sz="2" w:space="0" w:color="000000"/>
-              <w:right w:val="single" w:sz="2" w:space="0" w:color="000000"/>
-            </w:tcBorders>
-          </w:tcPr>
-          <w:p>
-            <w:pPr>
-              <w:pStyle w:val="Normal"/>
-              <w:widowControl w:val="false"/>
-              <w:rPr>
-                <w:rFonts w:ascii="Arial" w:hAnsi="Arial"/>
-              </w:rPr>
-            </w:pPr>
-            <w:r>
-              <w:rPr>
-                <w:rFonts w:ascii="Arial" w:hAnsi="Arial"/>
-                <w:b w:val="false"/>
-              </w:rPr>
-              <w:t>new (seekcamera-gstreamer)</w:t>
-            </w:r>
-          </w:p>
-        </w:tc>
-        <w:tc>
-          <w:tcPr>
-            <w:tcW w:w="3324" w:type="dxa"/>
-            <w:tcBorders>
-              <w:top w:val="single" w:sz="2" w:space="0" w:color="000000"/>
-              <w:left w:val="single" w:sz="2" w:space="0" w:color="000000"/>
-              <w:bottom w:val="single" w:sz="2" w:space="0" w:color="000000"/>
-              <w:right w:val="single" w:sz="2" w:space="0" w:color="000000"/>
-            </w:tcBorders>
-          </w:tcPr>
-          <w:p>
-            <w:pPr>
-              <w:pStyle w:val="Normal"/>
-              <w:widowControl w:val="false"/>
-              <w:rPr>
-                <w:rFonts w:ascii="Arial" w:hAnsi="Arial"/>
-              </w:rPr>
-            </w:pPr>
-            <w:r>
-              <w:rPr>
-                <w:rFonts w:ascii="Arial" w:hAnsi="Arial"/>
-                <w:b w:val="false"/>
-              </w:rPr>
-              <w:t>5 min</w:t>
-            </w:r>
-          </w:p>
-        </w:tc>
-      </w:tr>
-    </w:tbl>
-    <w:p>
-      <w:pPr>
-        <w:pStyle w:val="Normal"/>
-        <w:rPr>
-          <w:rFonts w:ascii="Arial" w:hAnsi="Arial"/>
-        </w:rPr>
-      </w:pPr>
-      <w:r>
-        <w:rPr>
-          <w:rFonts w:ascii="Arial" w:hAnsi="Arial"/>
-        </w:rPr>
-      </w:r>
-    </w:p>
-    <w:p>
-      <w:pPr>
-        <w:pStyle w:val="TextBody"/>
-        <w:numPr>
-          <w:ilvl w:val="0"/>
-          <w:numId w:val="1"/>
-        </w:numPr>
-        <w:rPr>
-          <w:rFonts w:ascii="Arial" w:hAnsi="Arial"/>
-        </w:rPr>
-      </w:pPr>
-      <w:r>
-        <w:rPr>
-          <w:rFonts w:ascii="Arial" w:hAnsi="Arial"/>
-          <w:b w:val="false"/>
-        </w:rPr>
-        <w:t>All units have the same Power input</w:t>
-      </w:r>
-    </w:p>
-    <w:p>
-      <w:pPr>
-        <w:pStyle w:val="TextBody"/>
-        <w:numPr>
-          <w:ilvl w:val="1"/>
-          <w:numId w:val="1"/>
-        </w:numPr>
-        <w:rPr>
-          <w:rFonts w:ascii="Arial" w:hAnsi="Arial"/>
-        </w:rPr>
-      </w:pPr>
-      <w:r>
-        <w:rPr>
-          <w:rFonts w:ascii="Arial" w:hAnsi="Arial"/>
-          <w:b w:val="false"/>
-        </w:rPr>
-        <w:t>(PoE Splitter 5V 3.5A OR 12V 2A) because I have qty 4 of each.</w:t>
-      </w:r>
-    </w:p>
-    <w:p>
-      <w:pPr>
-        <w:pStyle w:val="TextBody"/>
-        <w:numPr>
-          <w:ilvl w:val="1"/>
-          <w:numId w:val="1"/>
-        </w:numPr>
-        <w:rPr>
-          <w:rFonts w:ascii="Arial" w:hAnsi="Arial"/>
-        </w:rPr>
-      </w:pPr>
-      <w:r>
-        <w:rPr>
-          <w:rFonts w:ascii="Arial" w:hAnsi="Arial"/>
-          <w:b w:val="false"/>
-        </w:rPr>
-        <w:t>STEAMO Model:GPOE208 Gigabit PoE Switch</w:t>
-      </w:r>
-    </w:p>
-    <w:p>
-      <w:pPr>
-        <w:pStyle w:val="TextBody"/>
-        <w:numPr>
-          <w:ilvl w:val="1"/>
-          <w:numId w:val="1"/>
-        </w:numPr>
-        <w:rPr>
-          <w:rFonts w:ascii="Arial" w:hAnsi="Arial"/>
-        </w:rPr>
-      </w:pPr>
-      <w:r>
-        <w:rPr>
-          <w:rFonts w:ascii="Arial" w:hAnsi="Arial"/>
-          <w:b w:val="false"/>
-        </w:rPr>
-        <w:t>The same ethernet cables</w:t>
-      </w:r>
-    </w:p>
-    <w:p>
-      <w:pPr>
-        <w:pStyle w:val="TextBody"/>
-        <w:numPr>
-          <w:ilvl w:val="0"/>
-          <w:numId w:val="1"/>
-        </w:numPr>
-        <w:rPr>
-          <w:rFonts w:ascii="Arial" w:hAnsi="Arial"/>
-        </w:rPr>
-      </w:pPr>
-      <w:r>
-        <w:rPr>
-          <w:rFonts w:ascii="Arial" w:hAnsi="Arial"/>
-          <w:b w:val="false"/>
-        </w:rPr>
-        <w:t>All units are burned with the same baseline OS image.</w:t>
-      </w:r>
-    </w:p>
-    <w:p>
-      <w:pPr>
-        <w:pStyle w:val="Heading3"/>
-        <w:rPr>
-          <w:rFonts w:ascii="Arial" w:hAnsi="Arial"/>
-        </w:rPr>
-      </w:pPr>
-      <w:r>
-        <w:rPr>
-          <w:rFonts w:ascii="Arial" w:hAnsi="Arial"/>
-        </w:rPr>
-        <w:t>Instruments that are logged on a N cycle time for N amount of days</w:t>
-      </w:r>
-    </w:p>
-    <w:p>
-      <w:pPr>
-        <w:pStyle w:val="TextBody"/>
-        <w:numPr>
-          <w:ilvl w:val="0"/>
-          <w:numId w:val="1"/>
-        </w:numPr>
-        <w:rPr>
-          <w:rFonts w:ascii="Arial" w:hAnsi="Arial"/>
-        </w:rPr>
-      </w:pPr>
-      <w:r>
-        <w:rPr>
-          <w:rFonts w:ascii="Arial" w:hAnsi="Arial"/>
-          <w:b w:val="false"/>
-        </w:rPr>
-        <w:t>Both pipelines:</w:t>
-      </w:r>
-    </w:p>
-    <w:p>
-      <w:pPr>
-        <w:pStyle w:val="TextBody"/>
-        <w:numPr>
-          <w:ilvl w:val="1"/>
-          <w:numId w:val="1"/>
-        </w:numPr>
-        <w:rPr>
-          <w:rFonts w:ascii="Arial" w:hAnsi="Arial"/>
-        </w:rPr>
-      </w:pPr>
-      <w:r>
-        <w:rPr>
-          <w:rFonts w:ascii="Arial" w:hAnsi="Arial"/>
-          <w:b w:val="false"/>
-        </w:rPr>
-        <w:t>Is the device reachable via ssh</w:t>
-      </w:r>
-    </w:p>
-    <w:p>
-      <w:pPr>
-        <w:pStyle w:val="TextBody"/>
-        <w:numPr>
-          <w:ilvl w:val="1"/>
-          <w:numId w:val="1"/>
-        </w:numPr>
-        <w:rPr>
-          <w:rFonts w:ascii="Arial" w:hAnsi="Arial"/>
-        </w:rPr>
-      </w:pPr>
-      <w:r>
-        <w:rPr>
-          <w:rFonts w:ascii="Arial" w:hAnsi="Arial"/>
-          <w:b w:val="false"/>
-        </w:rPr>
-        <w:t>Seek USB enumeration status (grep the kernel log and command that reads what devices are connected to the USB hub)</w:t>
-      </w:r>
-    </w:p>
-    <w:p>
-      <w:pPr>
-        <w:pStyle w:val="TextBody"/>
-        <w:numPr>
-          <w:ilvl w:val="1"/>
-          <w:numId w:val="1"/>
-        </w:numPr>
-        <w:rPr>
-          <w:rFonts w:ascii="Arial" w:hAnsi="Arial"/>
-        </w:rPr>
-      </w:pPr>
-      <w:r>
-        <w:rPr>
-          <w:rFonts w:ascii="Arial" w:hAnsi="Arial"/>
-          <w:b w:val="false"/>
-        </w:rPr>
-        <w:t>Network behavior: ethernet link UP/DOWN count (grep the kernal log)</w:t>
-      </w:r>
-    </w:p>
-    <w:p>
-      <w:pPr>
-        <w:pStyle w:val="TextBody"/>
-        <w:numPr>
-          <w:ilvl w:val="1"/>
-          <w:numId w:val="1"/>
-        </w:numPr>
-        <w:rPr>
-          <w:rFonts w:ascii="Arial" w:hAnsi="Arial"/>
-        </w:rPr>
-      </w:pPr>
-      <w:r>
-        <w:rPr>
-          <w:rFonts w:ascii="Arial" w:hAnsi="Arial"/>
-          <w:b w:val="false"/>
-        </w:rPr>
-        <w:t>CPU load / CPU Temp / CPU Throttling</w:t>
-      </w:r>
-    </w:p>
-    <w:p>
-      <w:pPr>
-        <w:pStyle w:val="TextBody"/>
-        <w:numPr>
-          <w:ilvl w:val="1"/>
-          <w:numId w:val="1"/>
-        </w:numPr>
-        <w:rPr>
-          <w:rFonts w:ascii="Arial" w:hAnsi="Arial"/>
-        </w:rPr>
-      </w:pPr>
-      <w:r>
-        <w:rPr>
-          <w:rFonts w:ascii="Arial" w:hAnsi="Arial"/>
-          <w:b w:val="false"/>
-        </w:rPr>
-        <w:t>kernal log snapshot that is replaced everytime it is updated so im not storing exxcessive amounts of data.</w:t>
-      </w:r>
-    </w:p>
-    <w:p>
-      <w:pPr>
-        <w:pStyle w:val="TextBody"/>
-        <w:numPr>
-          <w:ilvl w:val="0"/>
-          <w:numId w:val="1"/>
-        </w:numPr>
-        <w:rPr>
-          <w:rFonts w:ascii="Arial" w:hAnsi="Arial"/>
-        </w:rPr>
-      </w:pPr>
-      <w:r>
-        <w:rPr>
-          <w:rFonts w:ascii="Arial" w:hAnsi="Arial"/>
-          <w:b w:val="false"/>
-        </w:rPr>
-        <w:t>New Pipeline:</w:t>
-      </w:r>
-    </w:p>
-    <w:p>
-      <w:pPr>
-        <w:pStyle w:val="TextBody"/>
-        <w:numPr>
-          <w:ilvl w:val="1"/>
-          <w:numId w:val="1"/>
-        </w:numPr>
-        <w:rPr>
-          <w:rFonts w:ascii="Arial" w:hAnsi="Arial"/>
-        </w:rPr>
-      </w:pPr>
-      <w:r>
-        <w:rPr>
-          <w:rFonts w:ascii="Arial" w:hAnsi="Arial"/>
-          <w:b w:val="false"/>
-        </w:rPr>
-        <w:t>Number of USB error warnings</w:t>
-      </w:r>
-    </w:p>
-    <w:p>
-      <w:pPr>
-        <w:pStyle w:val="TextBody"/>
-        <w:numPr>
-          <w:ilvl w:val="1"/>
-          <w:numId w:val="1"/>
-        </w:numPr>
-        <w:rPr>
-          <w:rFonts w:ascii="Arial" w:hAnsi="Arial"/>
-        </w:rPr>
-      </w:pPr>
-      <w:r>
-        <w:rPr>
-          <w:rFonts w:ascii="Arial" w:hAnsi="Arial"/>
-          <w:b w:val="false"/>
-        </w:rPr>
-        <w:t>Number of systemd resets on the pipeline</w:t>
-      </w:r>
-    </w:p>
-    <w:p>
-      <w:pPr>
-        <w:pStyle w:val="TextBody"/>
-        <w:numPr>
-          <w:ilvl w:val="1"/>
-          <w:numId w:val="1"/>
-        </w:numPr>
-        <w:rPr>
-          <w:rFonts w:ascii="Arial" w:hAnsi="Arial"/>
-        </w:rPr>
-      </w:pPr>
-      <w:r>
-        <w:rPr>
-          <w:rFonts w:ascii="Arial" w:hAnsi="Arial"/>
-          <w:b w:val="false"/>
-        </w:rPr>
-        <w:t>If calibration data loaded on pipeline start</w:t>
-      </w:r>
-    </w:p>
-    <w:p>
-      <w:pPr>
-        <w:pStyle w:val="TextBody"/>
-        <w:numPr>
-          <w:ilvl w:val="0"/>
-          <w:numId w:val="1"/>
-        </w:numPr>
-        <w:rPr>
-          <w:rFonts w:ascii="Arial" w:hAnsi="Arial"/>
-        </w:rPr>
-      </w:pPr>
-      <w:r>
-        <w:rPr>
-          <w:rFonts w:ascii="Arial" w:hAnsi="Arial"/>
-          <w:b w:val="false"/>
-        </w:rPr>
-        <w:t>Old pipeline:</w:t>
-      </w:r>
-    </w:p>
-    <w:p>
-      <w:pPr>
-        <w:pStyle w:val="TextBody"/>
-        <w:numPr>
-          <w:ilvl w:val="1"/>
-          <w:numId w:val="1"/>
-        </w:numPr>
-        <w:rPr>
-          <w:rFonts w:ascii="Arial" w:hAnsi="Arial"/>
-        </w:rPr>
-      </w:pPr>
-      <w:r>
-        <w:rPr>
-          <w:rFonts w:ascii="Arial" w:hAnsi="Arial"/>
-          <w:b w:val="false"/>
-        </w:rPr>
-        <w:t>image.pgm health - Are the bytes valid and when the last write was ?</w:t>
-      </w:r>
-    </w:p>
-    <w:p>
-      <w:pPr>
-        <w:pStyle w:val="Heading3"/>
-        <w:rPr>
-          <w:rFonts w:ascii="Arial" w:hAnsi="Arial"/>
-        </w:rPr>
-      </w:pPr>
-      <w:r>
-        <w:rPr>
-          <w:rFonts w:ascii="Arial" w:hAnsi="Arial"/>
-        </w:rPr>
-        <w:t>Things I am looking for:</w:t>
-      </w:r>
-    </w:p>
-    <w:p>
-      <w:pPr>
-        <w:pStyle w:val="TextBody"/>
-        <w:numPr>
-          <w:ilvl w:val="0"/>
-          <w:numId w:val="2"/>
-        </w:numPr>
-        <w:rPr>
-          <w:rFonts w:ascii="Arial" w:hAnsi="Arial"/>
-        </w:rPr>
-      </w:pPr>
-      <w:r>
-        <w:rPr>
-          <w:rFonts w:ascii="Arial" w:hAnsi="Arial"/>
-          <w:b w:val="false"/>
-        </w:rPr>
-        <w:t>Does it self-recover from USB errors the old pipeline can't?</w:t>
-      </w:r>
-    </w:p>
-    <w:p>
-      <w:pPr>
-        <w:pStyle w:val="TextBody"/>
-        <w:numPr>
-          <w:ilvl w:val="0"/>
-          <w:numId w:val="2"/>
-        </w:numPr>
-        <w:rPr>
-          <w:rFonts w:ascii="Arial" w:hAnsi="Arial"/>
-        </w:rPr>
-      </w:pPr>
-      <w:r>
-        <w:rPr>
-          <w:rFonts w:ascii="Arial" w:hAnsi="Arial"/>
-          <w:b w:val="false"/>
-        </w:rPr>
-        <w:t>Does the old/new pipeline fail, what is causing the failure and how can that be eliminated ?</w:t>
-      </w:r>
-    </w:p>
-    <w:p>
-      <w:pPr>
-        <w:pStyle w:val="TextBody"/>
-        <w:numPr>
-          <w:ilvl w:val="0"/>
-          <w:numId w:val="2"/>
-        </w:numPr>
-        <w:rPr>
-          <w:rFonts w:ascii="Arial" w:hAnsi="Arial"/>
-        </w:rPr>
-      </w:pPr>
-      <w:r>
-        <w:rPr>
-          <w:rFonts w:ascii="Arial" w:hAnsi="Arial"/>
-          <w:b w:val="false"/>
-        </w:rPr>
-        <w:t>Any difference in Seek enumeration failures between pipelines?</w:t>
-      </w:r>
-    </w:p>
-    <w:p>
-      <w:pPr>
-        <w:pStyle w:val="TextBody"/>
-        <w:numPr>
-          <w:ilvl w:val="0"/>
-          <w:numId w:val="2"/>
-        </w:numPr>
-        <w:rPr>
-          <w:rFonts w:ascii="Arial" w:hAnsi="Arial"/>
-        </w:rPr>
-      </w:pPr>
-      <w:r>
-        <w:rPr>
-          <w:rFonts w:ascii="Arial" w:hAnsi="Arial"/>
-          <w:b w:val="false"/>
-        </w:rPr>
-        <w:t>Any other faults/bugs, in either pipeline</w:t>
-      </w:r>
-    </w:p>
-    <w:p>
-      <w:pPr>
-        <w:pStyle w:val="Heading3"/>
-        <w:rPr>
-          <w:rFonts w:ascii="Arial" w:hAnsi="Arial"/>
-        </w:rPr>
-      </w:pPr>
-      <w:r>
-        <w:rPr>
-          <w:rFonts w:ascii="Arial" w:hAnsi="Arial"/>
-        </w:rPr>
-        <w:t>Prediction:</w:t>
-      </w:r>
-    </w:p>
-    <w:p>
-      <w:pPr>
-        <w:pStyle w:val="TextBody"/>
-        <w:numPr>
-          <w:ilvl w:val="0"/>
-          <w:numId w:val="1"/>
-        </w:numPr>
-        <w:rPr>
-          <w:rFonts w:ascii="Arial" w:hAnsi="Arial"/>
-        </w:rPr>
-      </w:pPr>
-      <w:r>
-        <w:rPr>
-          <w:rFonts w:ascii="Arial" w:hAnsi="Arial"/>
-          <w:b w:val="false"/>
-        </w:rPr>
-        <w:t>if the new pipeline is better, it should show fewer/delayed Seek enumeration failures.</w:t>
-      </w:r>
-    </w:p>
-    <w:p>
-      <w:pPr>
-        <w:pStyle w:val="Heading3"/>
-        <w:rPr>
-          <w:rFonts w:ascii="Arial" w:hAnsi="Arial"/>
-        </w:rPr>
-      </w:pPr>
-      <w:r>
-        <w:rPr>
-          <w:rFonts w:ascii="Arial" w:hAnsi="Arial"/>
-        </w:rPr>
-        <w:t>Test Succession Criteria:</w:t>
-      </w:r>
-    </w:p>
-    <w:p>
-      <w:pPr>
-        <w:pStyle w:val="TextBody"/>
-        <w:numPr>
-          <w:ilvl w:val="0"/>
-          <w:numId w:val="1"/>
-        </w:numPr>
-        <w:rPr>
-          <w:rFonts w:ascii="Arial" w:hAnsi="Arial"/>
-        </w:rPr>
-      </w:pPr>
-      <w:r>
-        <w:rPr>
-          <w:rFonts w:ascii="Arial" w:hAnsi="Arial"/>
-          <w:b w:val="false"/>
-        </w:rPr>
-        <w:t>The new pipeline has no seek enumeration or at least less than the old pipeline</w:t>
-      </w:r>
-    </w:p>
-    <w:p>
-      <w:pPr>
-        <w:pStyle w:val="Heading3"/>
-        <w:rPr>
-          <w:rFonts w:ascii="Arial" w:hAnsi="Arial"/>
-        </w:rPr>
-      </w:pPr>
-      <w:r>
-        <w:rPr>
-          <w:rFonts w:ascii="Arial" w:hAnsi="Arial"/>
-        </w:rPr>
-        <w:t>Next Steps:</w:t>
-      </w:r>
-    </w:p>
-    <w:p>
-      <w:pPr>
-        <w:pStyle w:val="TextBody"/>
-        <w:numPr>
-          <w:ilvl w:val="0"/>
-          <w:numId w:val="1"/>
-        </w:numPr>
-        <w:rPr>
-          <w:rFonts w:ascii="Arial" w:hAnsi="Arial"/>
-        </w:rPr>
-      </w:pPr>
-      <w:r>
-        <w:rPr>
-          <w:rFonts w:ascii="Arial" w:hAnsi="Arial"/>
-          <w:b w:val="false"/>
-        </w:rPr>
-        <w:t>Get test planned reviewed and Approved</w:t>
-      </w:r>
-    </w:p>
-    <w:p>
-      <w:pPr>
-        <w:pStyle w:val="TextBody"/>
-        <w:numPr>
-          <w:ilvl w:val="0"/>
-          <w:numId w:val="1"/>
-        </w:numPr>
-        <w:rPr>
-          <w:rFonts w:ascii="Arial" w:hAnsi="Arial"/>
-        </w:rPr>
-      </w:pPr>
-      <w:r>
-        <w:rPr>
-          <w:rFonts w:ascii="Arial" w:hAnsi="Arial"/>
-          <w:b w:val="false"/>
-        </w:rPr>
-        <w:t>Build a website that displays the static information about each test device and the current status of test device during a test run.</w:t>
-      </w:r>
-    </w:p>
-    <w:p>
-      <w:pPr>
-        <w:pStyle w:val="Heading2"/>
-        <w:rPr>
-          <w:rFonts w:ascii="Arial" w:hAnsi="Arial"/>
-        </w:rPr>
-      </w:pPr>
-      <w:r>
-        <w:rPr>
-          <w:rFonts w:ascii="Arial" w:hAnsi="Arial"/>
-        </w:rPr>
-      </w:r>
-      <w:r>
-        <w:br w:type="page"/>
-      </w:r>
-    </w:p>
-    <w:p>
-      <w:pPr>
-        <w:pStyle w:val="Heading2"/>
-        <w:rPr>
-          <w:rFonts w:ascii="Arial" w:hAnsi="Arial"/>
-        </w:rPr>
-      </w:pPr>
-      <w:r>
-        <w:rPr>
-          <w:rFonts w:ascii="Arial" w:hAnsi="Arial"/>
-        </w:rPr>
-        <w:t>Future Test 1 Design:</w:t>
-      </w:r>
-    </w:p>
-    <w:p>
-      <w:pPr>
-        <w:pStyle w:val="TextBody"/>
-        <w:rPr>
-          <w:rFonts w:ascii="Arial" w:hAnsi="Arial"/>
-        </w:rPr>
-      </w:pPr>
-      <w:r>
-        <w:rPr>
-          <w:rFonts w:ascii="Arial" w:hAnsi="Arial"/>
-        </w:rPr>
-        <w:t>(needs improving)</w:t>
-      </w:r>
-    </w:p>
-    <w:p>
-      <w:pPr>
-        <w:pStyle w:val="TextBody"/>
-        <w:rPr>
-          <w:rFonts w:ascii="Arial" w:hAnsi="Arial"/>
-        </w:rPr>
-      </w:pPr>
-      <w:r>
-        <w:rPr>
-          <w:rFonts w:ascii="Arial" w:hAnsi="Arial"/>
-          <w:b w:val="false"/>
-        </w:rPr>
-        <w:t>Two stress conditions, each run on one old-pipeline unit and one new-pipeline unit in parallel:</w:t>
       </w:r>
     </w:p>
     <w:tbl>
@@ -1517,6 +1146,1188 @@
                 <w:rFonts w:ascii="Arial" w:hAnsi="Arial"/>
                 <w:b/>
               </w:rPr>
+              <w:t>Unit/Test#</w:t>
+            </w:r>
+          </w:p>
+        </w:tc>
+        <w:tc>
+          <w:tcPr>
+            <w:tcW w:w="2493" w:type="dxa"/>
+            <w:tcBorders>
+              <w:top w:val="single" w:sz="2" w:space="0" w:color="000000"/>
+              <w:left w:val="single" w:sz="2" w:space="0" w:color="000000"/>
+              <w:bottom w:val="single" w:sz="2" w:space="0" w:color="000000"/>
+              <w:right w:val="single" w:sz="2" w:space="0" w:color="000000"/>
+            </w:tcBorders>
+          </w:tcPr>
+          <w:p>
+            <w:pPr>
+              <w:pStyle w:val="Normal"/>
+              <w:widowControl w:val="false"/>
+              <w:rPr>
+                <w:rFonts w:ascii="Arial" w:hAnsi="Arial"/>
+              </w:rPr>
+            </w:pPr>
+            <w:r>
+              <w:rPr>
+                <w:rFonts w:ascii="Arial" w:hAnsi="Arial"/>
+                <w:b/>
+              </w:rPr>
+              <w:t>Pipeline</w:t>
+            </w:r>
+          </w:p>
+        </w:tc>
+        <w:tc>
+          <w:tcPr>
+            <w:tcW w:w="2493" w:type="dxa"/>
+            <w:tcBorders>
+              <w:top w:val="single" w:sz="2" w:space="0" w:color="000000"/>
+              <w:left w:val="single" w:sz="2" w:space="0" w:color="000000"/>
+              <w:bottom w:val="single" w:sz="2" w:space="0" w:color="000000"/>
+              <w:right w:val="single" w:sz="2" w:space="0" w:color="000000"/>
+            </w:tcBorders>
+          </w:tcPr>
+          <w:p>
+            <w:pPr>
+              <w:pStyle w:val="Normal"/>
+              <w:widowControl w:val="false"/>
+              <w:rPr>
+                <w:rFonts w:ascii="Arial" w:hAnsi="Arial"/>
+              </w:rPr>
+            </w:pPr>
+            <w:r>
+              <w:rPr>
+                <w:rFonts w:ascii="Arial" w:hAnsi="Arial"/>
+                <w:b/>
+              </w:rPr>
+              <w:t>Type</w:t>
+            </w:r>
+          </w:p>
+        </w:tc>
+        <w:tc>
+          <w:tcPr>
+            <w:tcW w:w="2492" w:type="dxa"/>
+            <w:tcBorders>
+              <w:top w:val="single" w:sz="2" w:space="0" w:color="000000"/>
+              <w:left w:val="single" w:sz="2" w:space="0" w:color="000000"/>
+              <w:bottom w:val="single" w:sz="2" w:space="0" w:color="000000"/>
+              <w:right w:val="single" w:sz="2" w:space="0" w:color="000000"/>
+            </w:tcBorders>
+          </w:tcPr>
+          <w:p>
+            <w:pPr>
+              <w:pStyle w:val="Normal"/>
+              <w:widowControl w:val="false"/>
+              <w:rPr>
+                <w:rFonts w:ascii="Arial" w:hAnsi="Arial"/>
+              </w:rPr>
+            </w:pPr>
+            <w:r>
+              <w:rPr>
+                <w:rFonts w:ascii="Arial" w:hAnsi="Arial"/>
+                <w:b/>
+              </w:rPr>
+              <w:t>Logging Cycle</w:t>
+            </w:r>
+          </w:p>
+        </w:tc>
+      </w:tr>
+      <w:tr>
+        <w:trPr/>
+        <w:tc>
+          <w:tcPr>
+            <w:tcW w:w="2493" w:type="dxa"/>
+            <w:tcBorders>
+              <w:top w:val="single" w:sz="2" w:space="0" w:color="000000"/>
+              <w:left w:val="single" w:sz="2" w:space="0" w:color="000000"/>
+              <w:bottom w:val="single" w:sz="2" w:space="0" w:color="000000"/>
+              <w:right w:val="single" w:sz="2" w:space="0" w:color="000000"/>
+            </w:tcBorders>
+          </w:tcPr>
+          <w:p>
+            <w:pPr>
+              <w:pStyle w:val="Normal"/>
+              <w:widowControl w:val="false"/>
+              <w:rPr>
+                <w:rFonts w:ascii="Arial" w:hAnsi="Arial"/>
+              </w:rPr>
+            </w:pPr>
+            <w:r>
+              <w:rPr>
+                <w:rFonts w:ascii="Arial" w:hAnsi="Arial"/>
+                <w:b w:val="false"/>
+              </w:rPr>
+              <w:t>PT0.1</w:t>
+            </w:r>
+          </w:p>
+        </w:tc>
+        <w:tc>
+          <w:tcPr>
+            <w:tcW w:w="2493" w:type="dxa"/>
+            <w:tcBorders>
+              <w:top w:val="single" w:sz="2" w:space="0" w:color="000000"/>
+              <w:left w:val="single" w:sz="2" w:space="0" w:color="000000"/>
+              <w:bottom w:val="single" w:sz="2" w:space="0" w:color="000000"/>
+              <w:right w:val="single" w:sz="2" w:space="0" w:color="000000"/>
+            </w:tcBorders>
+          </w:tcPr>
+          <w:p>
+            <w:pPr>
+              <w:pStyle w:val="Normal"/>
+              <w:widowControl w:val="false"/>
+              <w:rPr>
+                <w:rFonts w:ascii="Arial" w:hAnsi="Arial"/>
+              </w:rPr>
+            </w:pPr>
+            <w:r>
+              <w:rPr>
+                <w:rFonts w:ascii="Arial" w:hAnsi="Arial"/>
+                <w:b w:val="false"/>
+              </w:rPr>
+              <w:t>old (rtsp-seek-server)</w:t>
+            </w:r>
+          </w:p>
+        </w:tc>
+        <w:tc>
+          <w:tcPr>
+            <w:tcW w:w="2493" w:type="dxa"/>
+            <w:tcBorders>
+              <w:top w:val="single" w:sz="2" w:space="0" w:color="000000"/>
+              <w:left w:val="single" w:sz="2" w:space="0" w:color="000000"/>
+              <w:bottom w:val="single" w:sz="2" w:space="0" w:color="000000"/>
+              <w:right w:val="single" w:sz="2" w:space="0" w:color="000000"/>
+            </w:tcBorders>
+          </w:tcPr>
+          <w:p>
+            <w:pPr>
+              <w:pStyle w:val="Normal"/>
+              <w:widowControl w:val="false"/>
+              <w:rPr>
+                <w:rFonts w:ascii="Arial" w:hAnsi="Arial"/>
+              </w:rPr>
+            </w:pPr>
+            <w:r>
+              <w:rPr>
+                <w:rFonts w:ascii="Arial" w:hAnsi="Arial"/>
+                <w:b w:val="false"/>
+              </w:rPr>
+              <w:t>Type A</w:t>
+            </w:r>
+          </w:p>
+        </w:tc>
+        <w:tc>
+          <w:tcPr>
+            <w:tcW w:w="2492" w:type="dxa"/>
+            <w:tcBorders>
+              <w:top w:val="single" w:sz="2" w:space="0" w:color="000000"/>
+              <w:left w:val="single" w:sz="2" w:space="0" w:color="000000"/>
+              <w:bottom w:val="single" w:sz="2" w:space="0" w:color="000000"/>
+              <w:right w:val="single" w:sz="2" w:space="0" w:color="000000"/>
+            </w:tcBorders>
+          </w:tcPr>
+          <w:p>
+            <w:pPr>
+              <w:pStyle w:val="Normal"/>
+              <w:widowControl w:val="false"/>
+              <w:rPr>
+                <w:rFonts w:ascii="Arial" w:hAnsi="Arial"/>
+              </w:rPr>
+            </w:pPr>
+            <w:r>
+              <w:rPr>
+                <w:rFonts w:ascii="Arial" w:hAnsi="Arial"/>
+                <w:b w:val="false"/>
+              </w:rPr>
+              <w:t>5 min</w:t>
+            </w:r>
+          </w:p>
+        </w:tc>
+      </w:tr>
+      <w:tr>
+        <w:trPr/>
+        <w:tc>
+          <w:tcPr>
+            <w:tcW w:w="2493" w:type="dxa"/>
+            <w:tcBorders>
+              <w:top w:val="single" w:sz="2" w:space="0" w:color="000000"/>
+              <w:left w:val="single" w:sz="2" w:space="0" w:color="000000"/>
+              <w:bottom w:val="single" w:sz="2" w:space="0" w:color="000000"/>
+              <w:right w:val="single" w:sz="2" w:space="0" w:color="000000"/>
+            </w:tcBorders>
+          </w:tcPr>
+          <w:p>
+            <w:pPr>
+              <w:pStyle w:val="Normal"/>
+              <w:widowControl w:val="false"/>
+              <w:rPr>
+                <w:rFonts w:ascii="Arial" w:hAnsi="Arial"/>
+              </w:rPr>
+            </w:pPr>
+            <w:r>
+              <w:rPr>
+                <w:rFonts w:ascii="Arial" w:hAnsi="Arial"/>
+                <w:b w:val="false"/>
+              </w:rPr>
+              <w:t>PT0.1NEW</w:t>
+            </w:r>
+          </w:p>
+        </w:tc>
+        <w:tc>
+          <w:tcPr>
+            <w:tcW w:w="2493" w:type="dxa"/>
+            <w:tcBorders>
+              <w:top w:val="single" w:sz="2" w:space="0" w:color="000000"/>
+              <w:left w:val="single" w:sz="2" w:space="0" w:color="000000"/>
+              <w:bottom w:val="single" w:sz="2" w:space="0" w:color="000000"/>
+              <w:right w:val="single" w:sz="2" w:space="0" w:color="000000"/>
+            </w:tcBorders>
+          </w:tcPr>
+          <w:p>
+            <w:pPr>
+              <w:pStyle w:val="Normal"/>
+              <w:widowControl w:val="false"/>
+              <w:rPr>
+                <w:rFonts w:ascii="Arial" w:hAnsi="Arial"/>
+              </w:rPr>
+            </w:pPr>
+            <w:r>
+              <w:rPr>
+                <w:rFonts w:ascii="Arial" w:hAnsi="Arial"/>
+                <w:b w:val="false"/>
+              </w:rPr>
+              <w:t>new (seekcamera-gstreamer)</w:t>
+            </w:r>
+          </w:p>
+        </w:tc>
+        <w:tc>
+          <w:tcPr>
+            <w:tcW w:w="2493" w:type="dxa"/>
+            <w:tcBorders>
+              <w:top w:val="single" w:sz="2" w:space="0" w:color="000000"/>
+              <w:left w:val="single" w:sz="2" w:space="0" w:color="000000"/>
+              <w:bottom w:val="single" w:sz="2" w:space="0" w:color="000000"/>
+              <w:right w:val="single" w:sz="2" w:space="0" w:color="000000"/>
+            </w:tcBorders>
+          </w:tcPr>
+          <w:p>
+            <w:pPr>
+              <w:pStyle w:val="Normal"/>
+              <w:widowControl w:val="false"/>
+              <w:rPr>
+                <w:rFonts w:ascii="Arial" w:hAnsi="Arial"/>
+              </w:rPr>
+            </w:pPr>
+            <w:r>
+              <w:rPr>
+                <w:rFonts w:ascii="Arial" w:hAnsi="Arial"/>
+                <w:b w:val="false"/>
+              </w:rPr>
+              <w:t>Type B</w:t>
+            </w:r>
+          </w:p>
+        </w:tc>
+        <w:tc>
+          <w:tcPr>
+            <w:tcW w:w="2492" w:type="dxa"/>
+            <w:tcBorders>
+              <w:top w:val="single" w:sz="2" w:space="0" w:color="000000"/>
+              <w:left w:val="single" w:sz="2" w:space="0" w:color="000000"/>
+              <w:bottom w:val="single" w:sz="2" w:space="0" w:color="000000"/>
+              <w:right w:val="single" w:sz="2" w:space="0" w:color="000000"/>
+            </w:tcBorders>
+          </w:tcPr>
+          <w:p>
+            <w:pPr>
+              <w:pStyle w:val="Normal"/>
+              <w:widowControl w:val="false"/>
+              <w:rPr>
+                <w:rFonts w:ascii="Arial" w:hAnsi="Arial"/>
+              </w:rPr>
+            </w:pPr>
+            <w:r>
+              <w:rPr>
+                <w:rFonts w:ascii="Arial" w:hAnsi="Arial"/>
+                <w:b w:val="false"/>
+              </w:rPr>
+              <w:t>5 min</w:t>
+            </w:r>
+          </w:p>
+        </w:tc>
+      </w:tr>
+      <w:tr>
+        <w:trPr/>
+        <w:tc>
+          <w:tcPr>
+            <w:tcW w:w="2493" w:type="dxa"/>
+            <w:tcBorders>
+              <w:top w:val="single" w:sz="2" w:space="0" w:color="000000"/>
+              <w:left w:val="single" w:sz="2" w:space="0" w:color="000000"/>
+              <w:bottom w:val="single" w:sz="2" w:space="0" w:color="000000"/>
+              <w:right w:val="single" w:sz="2" w:space="0" w:color="000000"/>
+            </w:tcBorders>
+          </w:tcPr>
+          <w:p>
+            <w:pPr>
+              <w:pStyle w:val="Normal"/>
+              <w:widowControl w:val="false"/>
+              <w:rPr>
+                <w:rFonts w:ascii="Arial" w:hAnsi="Arial"/>
+              </w:rPr>
+            </w:pPr>
+            <w:r>
+              <w:rPr>
+                <w:rFonts w:ascii="Arial" w:hAnsi="Arial"/>
+                <w:b w:val="false"/>
+              </w:rPr>
+              <w:t>PT0.2</w:t>
+            </w:r>
+          </w:p>
+        </w:tc>
+        <w:tc>
+          <w:tcPr>
+            <w:tcW w:w="2493" w:type="dxa"/>
+            <w:tcBorders>
+              <w:top w:val="single" w:sz="2" w:space="0" w:color="000000"/>
+              <w:left w:val="single" w:sz="2" w:space="0" w:color="000000"/>
+              <w:bottom w:val="single" w:sz="2" w:space="0" w:color="000000"/>
+              <w:right w:val="single" w:sz="2" w:space="0" w:color="000000"/>
+            </w:tcBorders>
+          </w:tcPr>
+          <w:p>
+            <w:pPr>
+              <w:pStyle w:val="Normal"/>
+              <w:widowControl w:val="false"/>
+              <w:rPr>
+                <w:rFonts w:ascii="Arial" w:hAnsi="Arial"/>
+              </w:rPr>
+            </w:pPr>
+            <w:r>
+              <w:rPr>
+                <w:rFonts w:ascii="Arial" w:hAnsi="Arial"/>
+                <w:b w:val="false"/>
+              </w:rPr>
+              <w:t>old (rtsp-seek-server)</w:t>
+            </w:r>
+          </w:p>
+        </w:tc>
+        <w:tc>
+          <w:tcPr>
+            <w:tcW w:w="2493" w:type="dxa"/>
+            <w:tcBorders>
+              <w:top w:val="single" w:sz="2" w:space="0" w:color="000000"/>
+              <w:left w:val="single" w:sz="2" w:space="0" w:color="000000"/>
+              <w:bottom w:val="single" w:sz="2" w:space="0" w:color="000000"/>
+              <w:right w:val="single" w:sz="2" w:space="0" w:color="000000"/>
+            </w:tcBorders>
+          </w:tcPr>
+          <w:p>
+            <w:pPr>
+              <w:pStyle w:val="Normal"/>
+              <w:widowControl w:val="false"/>
+              <w:rPr>
+                <w:rFonts w:ascii="Arial" w:hAnsi="Arial"/>
+              </w:rPr>
+            </w:pPr>
+            <w:r>
+              <w:rPr>
+                <w:rFonts w:ascii="Arial" w:hAnsi="Arial"/>
+                <w:b w:val="false"/>
+              </w:rPr>
+              <w:t>Type A</w:t>
+            </w:r>
+          </w:p>
+        </w:tc>
+        <w:tc>
+          <w:tcPr>
+            <w:tcW w:w="2492" w:type="dxa"/>
+            <w:tcBorders>
+              <w:top w:val="single" w:sz="2" w:space="0" w:color="000000"/>
+              <w:left w:val="single" w:sz="2" w:space="0" w:color="000000"/>
+              <w:bottom w:val="single" w:sz="2" w:space="0" w:color="000000"/>
+              <w:right w:val="single" w:sz="2" w:space="0" w:color="000000"/>
+            </w:tcBorders>
+          </w:tcPr>
+          <w:p>
+            <w:pPr>
+              <w:pStyle w:val="Normal"/>
+              <w:widowControl w:val="false"/>
+              <w:rPr>
+                <w:rFonts w:ascii="Arial" w:hAnsi="Arial"/>
+              </w:rPr>
+            </w:pPr>
+            <w:r>
+              <w:rPr>
+                <w:rFonts w:ascii="Arial" w:hAnsi="Arial"/>
+                <w:b w:val="false"/>
+              </w:rPr>
+              <w:t>5 min</w:t>
+            </w:r>
+          </w:p>
+        </w:tc>
+      </w:tr>
+      <w:tr>
+        <w:trPr/>
+        <w:tc>
+          <w:tcPr>
+            <w:tcW w:w="2493" w:type="dxa"/>
+            <w:tcBorders>
+              <w:top w:val="single" w:sz="2" w:space="0" w:color="000000"/>
+              <w:left w:val="single" w:sz="2" w:space="0" w:color="000000"/>
+              <w:bottom w:val="single" w:sz="2" w:space="0" w:color="000000"/>
+              <w:right w:val="single" w:sz="2" w:space="0" w:color="000000"/>
+            </w:tcBorders>
+          </w:tcPr>
+          <w:p>
+            <w:pPr>
+              <w:pStyle w:val="Normal"/>
+              <w:widowControl w:val="false"/>
+              <w:rPr>
+                <w:rFonts w:ascii="Arial" w:hAnsi="Arial"/>
+              </w:rPr>
+            </w:pPr>
+            <w:r>
+              <w:rPr>
+                <w:rFonts w:ascii="Arial" w:hAnsi="Arial"/>
+                <w:b w:val="false"/>
+              </w:rPr>
+              <w:t>PT0.2NEW</w:t>
+            </w:r>
+          </w:p>
+        </w:tc>
+        <w:tc>
+          <w:tcPr>
+            <w:tcW w:w="2493" w:type="dxa"/>
+            <w:tcBorders>
+              <w:top w:val="single" w:sz="2" w:space="0" w:color="000000"/>
+              <w:left w:val="single" w:sz="2" w:space="0" w:color="000000"/>
+              <w:bottom w:val="single" w:sz="2" w:space="0" w:color="000000"/>
+              <w:right w:val="single" w:sz="2" w:space="0" w:color="000000"/>
+            </w:tcBorders>
+          </w:tcPr>
+          <w:p>
+            <w:pPr>
+              <w:pStyle w:val="Normal"/>
+              <w:widowControl w:val="false"/>
+              <w:rPr>
+                <w:rFonts w:ascii="Arial" w:hAnsi="Arial"/>
+              </w:rPr>
+            </w:pPr>
+            <w:r>
+              <w:rPr>
+                <w:rFonts w:ascii="Arial" w:hAnsi="Arial"/>
+                <w:b w:val="false"/>
+              </w:rPr>
+              <w:t>new (seekcamera-gstreamer)</w:t>
+            </w:r>
+          </w:p>
+        </w:tc>
+        <w:tc>
+          <w:tcPr>
+            <w:tcW w:w="2493" w:type="dxa"/>
+            <w:tcBorders>
+              <w:top w:val="single" w:sz="2" w:space="0" w:color="000000"/>
+              <w:left w:val="single" w:sz="2" w:space="0" w:color="000000"/>
+              <w:bottom w:val="single" w:sz="2" w:space="0" w:color="000000"/>
+              <w:right w:val="single" w:sz="2" w:space="0" w:color="000000"/>
+            </w:tcBorders>
+          </w:tcPr>
+          <w:p>
+            <w:pPr>
+              <w:pStyle w:val="Normal"/>
+              <w:widowControl w:val="false"/>
+              <w:rPr>
+                <w:rFonts w:ascii="Arial" w:hAnsi="Arial"/>
+              </w:rPr>
+            </w:pPr>
+            <w:r>
+              <w:rPr>
+                <w:rFonts w:ascii="Arial" w:hAnsi="Arial"/>
+                <w:b w:val="false"/>
+              </w:rPr>
+              <w:t>Type B</w:t>
+            </w:r>
+          </w:p>
+        </w:tc>
+        <w:tc>
+          <w:tcPr>
+            <w:tcW w:w="2492" w:type="dxa"/>
+            <w:tcBorders>
+              <w:top w:val="single" w:sz="2" w:space="0" w:color="000000"/>
+              <w:left w:val="single" w:sz="2" w:space="0" w:color="000000"/>
+              <w:bottom w:val="single" w:sz="2" w:space="0" w:color="000000"/>
+              <w:right w:val="single" w:sz="2" w:space="0" w:color="000000"/>
+            </w:tcBorders>
+          </w:tcPr>
+          <w:p>
+            <w:pPr>
+              <w:pStyle w:val="Normal"/>
+              <w:widowControl w:val="false"/>
+              <w:rPr>
+                <w:rFonts w:ascii="Arial" w:hAnsi="Arial"/>
+              </w:rPr>
+            </w:pPr>
+            <w:r>
+              <w:rPr>
+                <w:rFonts w:ascii="Arial" w:hAnsi="Arial"/>
+                <w:b w:val="false"/>
+              </w:rPr>
+              <w:t>5 min</w:t>
+            </w:r>
+          </w:p>
+        </w:tc>
+      </w:tr>
+    </w:tbl>
+    <w:p>
+      <w:pPr>
+        <w:pStyle w:val="Normal"/>
+        <w:rPr>
+          <w:rFonts w:ascii="Arial" w:hAnsi="Arial"/>
+        </w:rPr>
+      </w:pPr>
+      <w:r>
+        <w:rPr>
+          <w:rFonts w:ascii="Arial" w:hAnsi="Arial"/>
+        </w:rPr>
+      </w:r>
+    </w:p>
+    <w:p>
+      <w:pPr>
+        <w:pStyle w:val="TextBody"/>
+        <w:numPr>
+          <w:ilvl w:val="0"/>
+          <w:numId w:val="1"/>
+        </w:numPr>
+        <w:rPr>
+          <w:rFonts w:ascii="Arial" w:hAnsi="Arial"/>
+        </w:rPr>
+      </w:pPr>
+      <w:r>
+        <w:rPr>
+          <w:rFonts w:ascii="Arial" w:hAnsi="Arial"/>
+          <w:b w:val="false"/>
+        </w:rPr>
+        <w:t>All units have the same Power input</w:t>
+      </w:r>
+    </w:p>
+    <w:p>
+      <w:pPr>
+        <w:pStyle w:val="TextBody"/>
+        <w:numPr>
+          <w:ilvl w:val="1"/>
+          <w:numId w:val="1"/>
+        </w:numPr>
+        <w:rPr>
+          <w:rFonts w:ascii="Arial" w:hAnsi="Arial"/>
+        </w:rPr>
+      </w:pPr>
+      <w:r>
+        <w:rPr>
+          <w:rFonts w:ascii="Arial" w:hAnsi="Arial"/>
+          <w:b w:val="false"/>
+        </w:rPr>
+        <w:t>PoE Splitter (5V 3.5A) because I have qty 4 of each.</w:t>
+      </w:r>
+    </w:p>
+    <w:p>
+      <w:pPr>
+        <w:pStyle w:val="TextBody"/>
+        <w:numPr>
+          <w:ilvl w:val="1"/>
+          <w:numId w:val="1"/>
+        </w:numPr>
+        <w:rPr>
+          <w:rFonts w:ascii="Arial" w:hAnsi="Arial"/>
+        </w:rPr>
+      </w:pPr>
+      <w:r>
+        <w:rPr>
+          <w:rFonts w:ascii="Arial" w:hAnsi="Arial"/>
+          <w:b w:val="false"/>
+        </w:rPr>
+        <w:t>STEAMO Model:GPOE208 Gigabit PoE Switch</w:t>
+      </w:r>
+    </w:p>
+    <w:p>
+      <w:pPr>
+        <w:pStyle w:val="TextBody"/>
+        <w:numPr>
+          <w:ilvl w:val="1"/>
+          <w:numId w:val="1"/>
+        </w:numPr>
+        <w:rPr>
+          <w:rFonts w:ascii="Arial" w:hAnsi="Arial"/>
+        </w:rPr>
+      </w:pPr>
+      <w:r>
+        <w:rPr>
+          <w:rFonts w:ascii="Arial" w:hAnsi="Arial"/>
+          <w:b w:val="false"/>
+        </w:rPr>
+        <w:t>The same ethernet cables</w:t>
+      </w:r>
+    </w:p>
+    <w:p>
+      <w:pPr>
+        <w:pStyle w:val="TextBody"/>
+        <w:numPr>
+          <w:ilvl w:val="0"/>
+          <w:numId w:val="1"/>
+        </w:numPr>
+        <w:rPr>
+          <w:rFonts w:ascii="Arial" w:hAnsi="Arial"/>
+        </w:rPr>
+      </w:pPr>
+      <w:r>
+        <w:rPr>
+          <w:rFonts w:ascii="Arial" w:hAnsi="Arial"/>
+          <w:b w:val="false"/>
+        </w:rPr>
+        <w:t>All units are burned with the same baseline OS image</w:t>
+      </w:r>
+    </w:p>
+    <w:p>
+      <w:pPr>
+        <w:pStyle w:val="TextBody"/>
+        <w:numPr>
+          <w:ilvl w:val="1"/>
+          <w:numId w:val="1"/>
+        </w:numPr>
+        <w:rPr>
+          <w:rFonts w:ascii="Arial" w:hAnsi="Arial"/>
+        </w:rPr>
+      </w:pPr>
+      <w:r>
+        <w:rPr>
+          <w:rFonts w:ascii="Arial" w:hAnsi="Arial"/>
+          <w:b w:val="false"/>
+        </w:rPr>
+        <w:t>changes are that TYPE B has the new pipeline ( binaries and services newSDK ) the old pipeline is there but not active</w:t>
+      </w:r>
+    </w:p>
+    <w:p>
+      <w:pPr>
+        <w:pStyle w:val="Heading3"/>
+        <w:rPr>
+          <w:rFonts w:ascii="Arial" w:hAnsi="Arial"/>
+        </w:rPr>
+      </w:pPr>
+      <w:r>
+        <w:rPr>
+          <w:rFonts w:ascii="Arial" w:hAnsi="Arial"/>
+        </w:rPr>
+        <w:t>Instruments that are logged on a N cycle time for N amount of days</w:t>
+      </w:r>
+    </w:p>
+    <w:p>
+      <w:pPr>
+        <w:pStyle w:val="TextBody"/>
+        <w:numPr>
+          <w:ilvl w:val="0"/>
+          <w:numId w:val="1"/>
+        </w:numPr>
+        <w:rPr>
+          <w:rFonts w:ascii="Arial" w:hAnsi="Arial"/>
+        </w:rPr>
+      </w:pPr>
+      <w:r>
+        <w:rPr>
+          <w:rFonts w:ascii="Arial" w:hAnsi="Arial"/>
+          <w:b w:val="false"/>
+        </w:rPr>
+        <w:t>Both pipelines:</w:t>
+      </w:r>
+    </w:p>
+    <w:p>
+      <w:pPr>
+        <w:pStyle w:val="TextBody"/>
+        <w:numPr>
+          <w:ilvl w:val="1"/>
+          <w:numId w:val="1"/>
+        </w:numPr>
+        <w:rPr>
+          <w:rFonts w:ascii="Arial" w:hAnsi="Arial"/>
+        </w:rPr>
+      </w:pPr>
+      <w:r>
+        <w:rPr>
+          <w:rFonts w:ascii="Arial" w:hAnsi="Arial"/>
+          <w:b w:val="false"/>
+        </w:rPr>
+        <w:t>Is the device reachable via ssh</w:t>
+      </w:r>
+    </w:p>
+    <w:p>
+      <w:pPr>
+        <w:pStyle w:val="TextBody"/>
+        <w:numPr>
+          <w:ilvl w:val="1"/>
+          <w:numId w:val="1"/>
+        </w:numPr>
+        <w:rPr>
+          <w:rFonts w:ascii="Arial" w:hAnsi="Arial"/>
+        </w:rPr>
+      </w:pPr>
+      <w:r>
+        <w:rPr>
+          <w:rFonts w:ascii="Arial" w:hAnsi="Arial"/>
+          <w:b w:val="false"/>
+        </w:rPr>
+        <w:t>Seek USB enumeration status (grep the kernel log and command that reads what devices are connected to the USB hub)</w:t>
+      </w:r>
+    </w:p>
+    <w:p>
+      <w:pPr>
+        <w:pStyle w:val="TextBody"/>
+        <w:numPr>
+          <w:ilvl w:val="1"/>
+          <w:numId w:val="1"/>
+        </w:numPr>
+        <w:rPr>
+          <w:rFonts w:ascii="Arial" w:hAnsi="Arial"/>
+        </w:rPr>
+      </w:pPr>
+      <w:r>
+        <w:rPr>
+          <w:rFonts w:ascii="Arial" w:hAnsi="Arial"/>
+          <w:b w:val="false"/>
+        </w:rPr>
+        <w:t>Network behavior: ethernet link UP/DOWN count (grep the kernal log)</w:t>
+      </w:r>
+    </w:p>
+    <w:p>
+      <w:pPr>
+        <w:pStyle w:val="TextBody"/>
+        <w:numPr>
+          <w:ilvl w:val="1"/>
+          <w:numId w:val="1"/>
+        </w:numPr>
+        <w:rPr>
+          <w:rFonts w:ascii="Arial" w:hAnsi="Arial"/>
+        </w:rPr>
+      </w:pPr>
+      <w:r>
+        <w:rPr>
+          <w:rFonts w:ascii="Arial" w:hAnsi="Arial"/>
+          <w:b w:val="false"/>
+        </w:rPr>
+        <w:t>CPU load / CPU Temp / CPU Throttling</w:t>
+      </w:r>
+    </w:p>
+    <w:p>
+      <w:pPr>
+        <w:pStyle w:val="TextBody"/>
+        <w:numPr>
+          <w:ilvl w:val="1"/>
+          <w:numId w:val="1"/>
+        </w:numPr>
+        <w:rPr>
+          <w:rFonts w:ascii="Arial" w:hAnsi="Arial"/>
+        </w:rPr>
+      </w:pPr>
+      <w:r>
+        <w:rPr>
+          <w:rFonts w:ascii="Arial" w:hAnsi="Arial"/>
+          <w:b w:val="false"/>
+        </w:rPr>
+        <w:t>kernal log snapshot that is replaced everytime it is updated so im not storing exxcessive amounts of data.</w:t>
+      </w:r>
+    </w:p>
+    <w:p>
+      <w:pPr>
+        <w:pStyle w:val="TextBody"/>
+        <w:numPr>
+          <w:ilvl w:val="0"/>
+          <w:numId w:val="1"/>
+        </w:numPr>
+        <w:rPr>
+          <w:rFonts w:ascii="Arial" w:hAnsi="Arial"/>
+        </w:rPr>
+      </w:pPr>
+      <w:r>
+        <w:rPr>
+          <w:rFonts w:ascii="Arial" w:hAnsi="Arial"/>
+          <w:b w:val="false"/>
+        </w:rPr>
+        <w:t>New Pipeline:</w:t>
+      </w:r>
+    </w:p>
+    <w:p>
+      <w:pPr>
+        <w:pStyle w:val="TextBody"/>
+        <w:numPr>
+          <w:ilvl w:val="1"/>
+          <w:numId w:val="1"/>
+        </w:numPr>
+        <w:rPr>
+          <w:rFonts w:ascii="Arial" w:hAnsi="Arial"/>
+        </w:rPr>
+      </w:pPr>
+      <w:r>
+        <w:rPr>
+          <w:rFonts w:ascii="Arial" w:hAnsi="Arial"/>
+          <w:b w:val="false"/>
+        </w:rPr>
+        <w:t>Number of USB error warnings</w:t>
+      </w:r>
+    </w:p>
+    <w:p>
+      <w:pPr>
+        <w:pStyle w:val="TextBody"/>
+        <w:numPr>
+          <w:ilvl w:val="1"/>
+          <w:numId w:val="1"/>
+        </w:numPr>
+        <w:rPr>
+          <w:rFonts w:ascii="Arial" w:hAnsi="Arial"/>
+        </w:rPr>
+      </w:pPr>
+      <w:r>
+        <w:rPr>
+          <w:rFonts w:ascii="Arial" w:hAnsi="Arial"/>
+          <w:b w:val="false"/>
+        </w:rPr>
+        <w:t>Number of systemd resets on the pipeline</w:t>
+      </w:r>
+    </w:p>
+    <w:p>
+      <w:pPr>
+        <w:pStyle w:val="TextBody"/>
+        <w:numPr>
+          <w:ilvl w:val="1"/>
+          <w:numId w:val="1"/>
+        </w:numPr>
+        <w:rPr>
+          <w:rFonts w:ascii="Arial" w:hAnsi="Arial"/>
+        </w:rPr>
+      </w:pPr>
+      <w:r>
+        <w:rPr>
+          <w:rFonts w:ascii="Arial" w:hAnsi="Arial"/>
+          <w:b w:val="false"/>
+        </w:rPr>
+        <w:t>If calibration data loaded on pipeline start</w:t>
+      </w:r>
+    </w:p>
+    <w:p>
+      <w:pPr>
+        <w:pStyle w:val="TextBody"/>
+        <w:numPr>
+          <w:ilvl w:val="0"/>
+          <w:numId w:val="1"/>
+        </w:numPr>
+        <w:rPr>
+          <w:rFonts w:ascii="Arial" w:hAnsi="Arial"/>
+        </w:rPr>
+      </w:pPr>
+      <w:r>
+        <w:rPr>
+          <w:rFonts w:ascii="Arial" w:hAnsi="Arial"/>
+          <w:b w:val="false"/>
+        </w:rPr>
+        <w:t>Old pipeline:</w:t>
+      </w:r>
+    </w:p>
+    <w:p>
+      <w:pPr>
+        <w:pStyle w:val="TextBody"/>
+        <w:numPr>
+          <w:ilvl w:val="1"/>
+          <w:numId w:val="1"/>
+        </w:numPr>
+        <w:rPr>
+          <w:rFonts w:ascii="Arial" w:hAnsi="Arial"/>
+        </w:rPr>
+      </w:pPr>
+      <w:r>
+        <w:rPr>
+          <w:rFonts w:ascii="Arial" w:hAnsi="Arial"/>
+          <w:b w:val="false"/>
+        </w:rPr>
+        <w:t>image.pgm health - Are the bytes valid and when the last write was ?</w:t>
+      </w:r>
+    </w:p>
+    <w:p>
+      <w:pPr>
+        <w:pStyle w:val="Heading3"/>
+        <w:rPr>
+          <w:rFonts w:ascii="Arial" w:hAnsi="Arial"/>
+        </w:rPr>
+      </w:pPr>
+      <w:r>
+        <w:rPr>
+          <w:rFonts w:ascii="Arial" w:hAnsi="Arial"/>
+        </w:rPr>
+        <w:t>Things I am looking for:</w:t>
+      </w:r>
+    </w:p>
+    <w:p>
+      <w:pPr>
+        <w:pStyle w:val="TextBody"/>
+        <w:numPr>
+          <w:ilvl w:val="0"/>
+          <w:numId w:val="2"/>
+        </w:numPr>
+        <w:rPr>
+          <w:rFonts w:ascii="Arial" w:hAnsi="Arial"/>
+        </w:rPr>
+      </w:pPr>
+      <w:r>
+        <w:rPr>
+          <w:rFonts w:ascii="Arial" w:hAnsi="Arial"/>
+          <w:b w:val="false"/>
+        </w:rPr>
+        <w:t>Does it self-recover from USB errors the old pipeline can't?</w:t>
+      </w:r>
+    </w:p>
+    <w:p>
+      <w:pPr>
+        <w:pStyle w:val="TextBody"/>
+        <w:numPr>
+          <w:ilvl w:val="0"/>
+          <w:numId w:val="2"/>
+        </w:numPr>
+        <w:rPr>
+          <w:rFonts w:ascii="Arial" w:hAnsi="Arial"/>
+        </w:rPr>
+      </w:pPr>
+      <w:r>
+        <w:rPr>
+          <w:rFonts w:ascii="Arial" w:hAnsi="Arial"/>
+          <w:b w:val="false"/>
+        </w:rPr>
+        <w:t>Does the old/new pipeline fail, what is causing the failure and how can that be eliminated ?</w:t>
+      </w:r>
+    </w:p>
+    <w:p>
+      <w:pPr>
+        <w:pStyle w:val="TextBody"/>
+        <w:numPr>
+          <w:ilvl w:val="0"/>
+          <w:numId w:val="2"/>
+        </w:numPr>
+        <w:rPr>
+          <w:rFonts w:ascii="Arial" w:hAnsi="Arial"/>
+        </w:rPr>
+      </w:pPr>
+      <w:r>
+        <w:rPr>
+          <w:rFonts w:ascii="Arial" w:hAnsi="Arial"/>
+          <w:b w:val="false"/>
+        </w:rPr>
+        <w:t>Any difference in Seek enumeration failures between pipelines?</w:t>
+      </w:r>
+    </w:p>
+    <w:p>
+      <w:pPr>
+        <w:pStyle w:val="TextBody"/>
+        <w:numPr>
+          <w:ilvl w:val="0"/>
+          <w:numId w:val="2"/>
+        </w:numPr>
+        <w:rPr>
+          <w:rFonts w:ascii="Arial" w:hAnsi="Arial"/>
+        </w:rPr>
+      </w:pPr>
+      <w:r>
+        <w:rPr>
+          <w:rFonts w:ascii="Arial" w:hAnsi="Arial"/>
+          <w:b w:val="false"/>
+        </w:rPr>
+        <w:t>Any other faults/bugs, in either pipeline</w:t>
+      </w:r>
+    </w:p>
+    <w:p>
+      <w:pPr>
+        <w:pStyle w:val="Heading3"/>
+        <w:rPr>
+          <w:rFonts w:ascii="Arial" w:hAnsi="Arial"/>
+        </w:rPr>
+      </w:pPr>
+      <w:r>
+        <w:rPr>
+          <w:rFonts w:ascii="Arial" w:hAnsi="Arial"/>
+        </w:rPr>
+        <w:t>Prediction:</w:t>
+      </w:r>
+    </w:p>
+    <w:p>
+      <w:pPr>
+        <w:pStyle w:val="TextBody"/>
+        <w:numPr>
+          <w:ilvl w:val="0"/>
+          <w:numId w:val="1"/>
+        </w:numPr>
+        <w:rPr>
+          <w:rFonts w:ascii="Arial" w:hAnsi="Arial"/>
+        </w:rPr>
+      </w:pPr>
+      <w:r>
+        <w:rPr>
+          <w:rFonts w:ascii="Arial" w:hAnsi="Arial"/>
+          <w:b w:val="false"/>
+        </w:rPr>
+        <w:t>if the new pipeline is better, it should show fewer/delayed Seek enumeration failures.</w:t>
+      </w:r>
+    </w:p>
+    <w:p>
+      <w:pPr>
+        <w:pStyle w:val="Heading3"/>
+        <w:rPr>
+          <w:rFonts w:ascii="Arial" w:hAnsi="Arial"/>
+        </w:rPr>
+      </w:pPr>
+      <w:r>
+        <w:rPr>
+          <w:rFonts w:ascii="Arial" w:hAnsi="Arial"/>
+        </w:rPr>
+        <w:t>Test Succession Criteria:</w:t>
+      </w:r>
+    </w:p>
+    <w:p>
+      <w:pPr>
+        <w:pStyle w:val="TextBody"/>
+        <w:numPr>
+          <w:ilvl w:val="0"/>
+          <w:numId w:val="1"/>
+        </w:numPr>
+        <w:rPr>
+          <w:rFonts w:ascii="Arial" w:hAnsi="Arial"/>
+        </w:rPr>
+      </w:pPr>
+      <w:r>
+        <w:rPr>
+          <w:rFonts w:ascii="Arial" w:hAnsi="Arial"/>
+          <w:b w:val="false"/>
+        </w:rPr>
+        <w:t>The new pipeline has no lost seek enumeration or at least less than the old pipeline</w:t>
+      </w:r>
+    </w:p>
+    <w:p>
+      <w:pPr>
+        <w:pStyle w:val="Heading3"/>
+        <w:rPr>
+          <w:rFonts w:ascii="Arial" w:hAnsi="Arial"/>
+        </w:rPr>
+      </w:pPr>
+      <w:r>
+        <w:rPr>
+          <w:rFonts w:ascii="Arial" w:hAnsi="Arial"/>
+        </w:rPr>
+        <w:t>Next Steps:</w:t>
+      </w:r>
+    </w:p>
+    <w:p>
+      <w:pPr>
+        <w:pStyle w:val="TextBody"/>
+        <w:numPr>
+          <w:ilvl w:val="0"/>
+          <w:numId w:val="1"/>
+        </w:numPr>
+        <w:rPr>
+          <w:rFonts w:ascii="Arial" w:hAnsi="Arial"/>
+        </w:rPr>
+      </w:pPr>
+      <w:r>
+        <w:rPr>
+          <w:rFonts w:ascii="Arial" w:hAnsi="Arial"/>
+          <w:b w:val="false"/>
+        </w:rPr>
+        <w:t>Get test planned reviewed and Approved</w:t>
+      </w:r>
+    </w:p>
+    <w:p>
+      <w:pPr>
+        <w:pStyle w:val="TextBody"/>
+        <w:numPr>
+          <w:ilvl w:val="0"/>
+          <w:numId w:val="1"/>
+        </w:numPr>
+        <w:rPr>
+          <w:rFonts w:ascii="Arial" w:hAnsi="Arial"/>
+        </w:rPr>
+      </w:pPr>
+      <w:r>
+        <w:rPr>
+          <w:rFonts w:ascii="Arial" w:hAnsi="Arial"/>
+          <w:b w:val="false"/>
+        </w:rPr>
+        <w:t>Build a website that displays the static information about each test device and the current status of test device during a test run.</w:t>
+      </w:r>
+    </w:p>
+    <w:p>
+      <w:pPr>
+        <w:pStyle w:val="Heading2"/>
+        <w:rPr>
+          <w:rFonts w:ascii="Arial" w:hAnsi="Arial"/>
+        </w:rPr>
+      </w:pPr>
+      <w:r>
+        <w:rPr>
+          <w:rFonts w:ascii="Arial" w:hAnsi="Arial"/>
+        </w:rPr>
+        <w:t>Future Test 1 Design:</w:t>
+      </w:r>
+    </w:p>
+    <w:p>
+      <w:pPr>
+        <w:pStyle w:val="TextBody"/>
+        <w:rPr>
+          <w:rFonts w:ascii="Arial" w:hAnsi="Arial"/>
+        </w:rPr>
+      </w:pPr>
+      <w:r>
+        <w:rPr>
+          <w:rFonts w:ascii="Arial" w:hAnsi="Arial"/>
+          <w:b w:val="false"/>
+        </w:rPr>
+        <w:t>Two stress conditions, each run on one old-pipeline unit and one new-pipeline unit in parallel:</w:t>
+      </w:r>
+    </w:p>
+    <w:tbl>
+      <w:tblPr>
+        <w:tblW w:w="9972" w:type="dxa"/>
+        <w:jc w:val="left"/>
+        <w:tblInd w:w="0" w:type="dxa"/>
+        <w:tblLayout w:type="fixed"/>
+        <w:tblCellMar>
+          <w:top w:w="0" w:type="dxa"/>
+          <w:left w:w="108" w:type="dxa"/>
+          <w:bottom w:w="0" w:type="dxa"/>
+          <w:right w:w="108" w:type="dxa"/>
+        </w:tblCellMar>
+        <w:tblLook w:firstRow="1" w:noVBand="1" w:lastRow="0" w:firstColumn="1" w:lastColumn="0" w:noHBand="0" w:val="04a0"/>
+      </w:tblPr>
+      <w:tblGrid>
+        <w:gridCol w:w="2493"/>
+        <w:gridCol w:w="2493"/>
+        <w:gridCol w:w="2493"/>
+        <w:gridCol w:w="2492"/>
+      </w:tblGrid>
+      <w:tr>
+        <w:trPr/>
+        <w:tc>
+          <w:tcPr>
+            <w:tcW w:w="2493" w:type="dxa"/>
+            <w:tcBorders>
+              <w:top w:val="single" w:sz="2" w:space="0" w:color="000000"/>
+              <w:left w:val="single" w:sz="2" w:space="0" w:color="000000"/>
+              <w:bottom w:val="single" w:sz="2" w:space="0" w:color="000000"/>
+              <w:right w:val="single" w:sz="2" w:space="0" w:color="000000"/>
+            </w:tcBorders>
+          </w:tcPr>
+          <w:p>
+            <w:pPr>
+              <w:pStyle w:val="Normal"/>
+              <w:widowControl w:val="false"/>
+              <w:rPr>
+                <w:rFonts w:ascii="Arial" w:hAnsi="Arial"/>
+              </w:rPr>
+            </w:pPr>
+            <w:r>
+              <w:rPr>
+                <w:rFonts w:ascii="Arial" w:hAnsi="Arial"/>
+                <w:b/>
+              </w:rPr>
               <w:t>Unit</w:t>
             </w:r>
           </w:p>
@@ -2676,6 +3487,143 @@
   <w:abstractNum w:abstractNumId="3">
     <w:lvl w:ilvl="0">
       <w:start w:val="1"/>
+      <w:numFmt w:val="bullet"/>
+      <w:lvlText w:val=""/>
+      <w:lvlJc w:val="left"/>
+      <w:pPr>
+        <w:tabs>
+          <w:tab w:val="num" w:pos="720"/>
+        </w:tabs>
+        <w:ind w:left="720" w:hanging="360"/>
+      </w:pPr>
+      <w:rPr>
+        <w:rFonts w:ascii="Symbol" w:hAnsi="Symbol" w:cs="Symbol" w:hint="default"/>
+      </w:rPr>
+    </w:lvl>
+    <w:lvl w:ilvl="1">
+      <w:start w:val="1"/>
+      <w:numFmt w:val="bullet"/>
+      <w:lvlText w:val="◦"/>
+      <w:lvlJc w:val="left"/>
+      <w:pPr>
+        <w:tabs>
+          <w:tab w:val="num" w:pos="1080"/>
+        </w:tabs>
+        <w:ind w:left="1080" w:hanging="360"/>
+      </w:pPr>
+      <w:rPr>
+        <w:rFonts w:ascii="OpenSymbol" w:hAnsi="OpenSymbol" w:cs="OpenSymbol" w:hint="default"/>
+      </w:rPr>
+    </w:lvl>
+    <w:lvl w:ilvl="2">
+      <w:start w:val="1"/>
+      <w:numFmt w:val="bullet"/>
+      <w:lvlText w:val="▪"/>
+      <w:lvlJc w:val="left"/>
+      <w:pPr>
+        <w:tabs>
+          <w:tab w:val="num" w:pos="1440"/>
+        </w:tabs>
+        <w:ind w:left="1440" w:hanging="360"/>
+      </w:pPr>
+      <w:rPr>
+        <w:rFonts w:ascii="OpenSymbol" w:hAnsi="OpenSymbol" w:cs="OpenSymbol" w:hint="default"/>
+      </w:rPr>
+    </w:lvl>
+    <w:lvl w:ilvl="3">
+      <w:start w:val="1"/>
+      <w:numFmt w:val="bullet"/>
+      <w:lvlText w:val=""/>
+      <w:lvlJc w:val="left"/>
+      <w:pPr>
+        <w:tabs>
+          <w:tab w:val="num" w:pos="1800"/>
+        </w:tabs>
+        <w:ind w:left="1800" w:hanging="360"/>
+      </w:pPr>
+      <w:rPr>
+        <w:rFonts w:ascii="Symbol" w:hAnsi="Symbol" w:cs="Symbol" w:hint="default"/>
+      </w:rPr>
+    </w:lvl>
+    <w:lvl w:ilvl="4">
+      <w:start w:val="1"/>
+      <w:numFmt w:val="bullet"/>
+      <w:lvlText w:val="◦"/>
+      <w:lvlJc w:val="left"/>
+      <w:pPr>
+        <w:tabs>
+          <w:tab w:val="num" w:pos="2160"/>
+        </w:tabs>
+        <w:ind w:left="2160" w:hanging="360"/>
+      </w:pPr>
+      <w:rPr>
+        <w:rFonts w:ascii="OpenSymbol" w:hAnsi="OpenSymbol" w:cs="OpenSymbol" w:hint="default"/>
+      </w:rPr>
+    </w:lvl>
+    <w:lvl w:ilvl="5">
+      <w:start w:val="1"/>
+      <w:numFmt w:val="bullet"/>
+      <w:lvlText w:val="▪"/>
+      <w:lvlJc w:val="left"/>
+      <w:pPr>
+        <w:tabs>
+          <w:tab w:val="num" w:pos="2520"/>
+        </w:tabs>
+        <w:ind w:left="2520" w:hanging="360"/>
+      </w:pPr>
+      <w:rPr>
+        <w:rFonts w:ascii="OpenSymbol" w:hAnsi="OpenSymbol" w:cs="OpenSymbol" w:hint="default"/>
+      </w:rPr>
+    </w:lvl>
+    <w:lvl w:ilvl="6">
+      <w:start w:val="1"/>
+      <w:numFmt w:val="bullet"/>
+      <w:lvlText w:val=""/>
+      <w:lvlJc w:val="left"/>
+      <w:pPr>
+        <w:tabs>
+          <w:tab w:val="num" w:pos="2880"/>
+        </w:tabs>
+        <w:ind w:left="2880" w:hanging="360"/>
+      </w:pPr>
+      <w:rPr>
+        <w:rFonts w:ascii="Symbol" w:hAnsi="Symbol" w:cs="Symbol" w:hint="default"/>
+      </w:rPr>
+    </w:lvl>
+    <w:lvl w:ilvl="7">
+      <w:start w:val="1"/>
+      <w:numFmt w:val="bullet"/>
+      <w:lvlText w:val="◦"/>
+      <w:lvlJc w:val="left"/>
+      <w:pPr>
+        <w:tabs>
+          <w:tab w:val="num" w:pos="3240"/>
+        </w:tabs>
+        <w:ind w:left="3240" w:hanging="360"/>
+      </w:pPr>
+      <w:rPr>
+        <w:rFonts w:ascii="OpenSymbol" w:hAnsi="OpenSymbol" w:cs="OpenSymbol" w:hint="default"/>
+      </w:rPr>
+    </w:lvl>
+    <w:lvl w:ilvl="8">
+      <w:start w:val="1"/>
+      <w:numFmt w:val="bullet"/>
+      <w:lvlText w:val="▪"/>
+      <w:lvlJc w:val="left"/>
+      <w:pPr>
+        <w:tabs>
+          <w:tab w:val="num" w:pos="3600"/>
+        </w:tabs>
+        <w:ind w:left="3600" w:hanging="360"/>
+      </w:pPr>
+      <w:rPr>
+        <w:rFonts w:ascii="OpenSymbol" w:hAnsi="OpenSymbol" w:cs="OpenSymbol" w:hint="default"/>
+      </w:rPr>
+    </w:lvl>
+  </w:abstractNum>
+  <w:abstractNum w:abstractNumId="4">
+    <w:lvl w:ilvl="0">
+      <w:start w:val="1"/>
       <w:numFmt w:val="none"/>
       <w:suff w:val="nothing"/>
       <w:lvlText w:val=""/>
@@ -2800,6 +3748,9 @@
   </w:num>
   <w:num w:numId="3">
     <w:abstractNumId w:val="3"/>
+  </w:num>
+  <w:num w:numId="4">
+    <w:abstractNumId w:val="4"/>
   </w:num>
 </w:numbering>
 </file>
